--- a/Tuan_09/math_data_lake/report/BaoCao_BTL_Nhom1.docx
+++ b/Tuan_09/math_data_lake/report/BaoCao_BTL_Nhom1.docx
@@ -27,7 +27,7 @@
       <w:r>
         <w:rPr>
           <w:rFonts w:ascii="Consolas" w:hAnsi="Consolas"/>
-          <w:color w:val="8B1A1A"/>
+          <w:color w:val="000000"/>
           <w:sz w:val="19"/>
         </w:rPr>
         <w:t>contributions.md</w:t>
@@ -166,7 +166,7 @@
       <w:r>
         <w:rPr>
           <w:rFonts w:ascii="Consolas" w:hAnsi="Consolas"/>
-          <w:color w:val="8B1A1A"/>
+          <w:color w:val="000000"/>
           <w:sz w:val="19"/>
         </w:rPr>
         <w:t>math_record</w:t>
@@ -199,7 +199,7 @@
       <w:r>
         <w:rPr>
           <w:rFonts w:ascii="Consolas" w:hAnsi="Consolas"/>
-          <w:color w:val="8B1A1A"/>
+          <w:color w:val="000000"/>
           <w:sz w:val="19"/>
         </w:rPr>
         <w:t>random</w:t>
@@ -210,7 +210,7 @@
       <w:r>
         <w:rPr>
           <w:rFonts w:ascii="Consolas" w:hAnsi="Consolas"/>
-          <w:color w:val="8B1A1A"/>
+          <w:color w:val="000000"/>
           <w:sz w:val="19"/>
         </w:rPr>
         <w:t>novel_premises</w:t>
@@ -286,7 +286,7 @@
         <w:tc>
           <w:tcPr>
             <w:tcW w:type="dxa" w:w="1949"/>
-            <w:shd w:val="clear" w:color="auto" w:fill="D9E2F3"/>
+            <w:shd w:val="clear" w:color="auto" w:fill="E7E6E6"/>
           </w:tcPr>
           <w:p>
             <w:r>
@@ -306,7 +306,7 @@
         <w:tc>
           <w:tcPr>
             <w:tcW w:type="dxa" w:w="1949"/>
-            <w:shd w:val="clear" w:color="auto" w:fill="D9E2F3"/>
+            <w:shd w:val="clear" w:color="auto" w:fill="E7E6E6"/>
           </w:tcPr>
           <w:p>
             <w:r>
@@ -326,7 +326,7 @@
         <w:tc>
           <w:tcPr>
             <w:tcW w:type="dxa" w:w="1949"/>
-            <w:shd w:val="clear" w:color="auto" w:fill="D9E2F3"/>
+            <w:shd w:val="clear" w:color="auto" w:fill="E7E6E6"/>
           </w:tcPr>
           <w:p>
             <w:r>
@@ -346,7 +346,7 @@
         <w:tc>
           <w:tcPr>
             <w:tcW w:type="dxa" w:w="1949"/>
-            <w:shd w:val="clear" w:color="auto" w:fill="D9E2F3"/>
+            <w:shd w:val="clear" w:color="auto" w:fill="E7E6E6"/>
           </w:tcPr>
           <w:p>
             <w:r>
@@ -366,7 +366,7 @@
         <w:tc>
           <w:tcPr>
             <w:tcW w:type="dxa" w:w="1949"/>
-            <w:shd w:val="clear" w:color="auto" w:fill="D9E2F3"/>
+            <w:shd w:val="clear" w:color="auto" w:fill="E7E6E6"/>
           </w:tcPr>
           <w:p>
             <w:r>
@@ -414,7 +414,7 @@
             <w:r>
               <w:rPr>
                 <w:rFonts w:ascii="Consolas" w:hAnsi="Consolas"/>
-                <w:color w:val="8B1A1A"/>
+                <w:color w:val="000000"/>
                 <w:sz w:val="18"/>
               </w:rPr>
               <w:t>9d8d210c</w:t>
@@ -494,7 +494,7 @@
             <w:r>
               <w:rPr>
                 <w:rFonts w:ascii="Consolas" w:hAnsi="Consolas"/>
-                <w:color w:val="8B1A1A"/>
+                <w:color w:val="000000"/>
                 <w:sz w:val="18"/>
               </w:rPr>
               <w:t>509ad797</w:t>
@@ -574,7 +574,7 @@
             <w:r>
               <w:rPr>
                 <w:rFonts w:ascii="Consolas" w:hAnsi="Consolas"/>
-                <w:color w:val="8B1A1A"/>
+                <w:color w:val="000000"/>
                 <w:sz w:val="18"/>
               </w:rPr>
               <w:t>29dcec07</w:t>
@@ -642,7 +642,7 @@
       <w:r>
         <w:rPr>
           <w:rFonts w:ascii="Consolas" w:hAnsi="Consolas"/>
-          <w:color w:val="8B1A1A"/>
+          <w:color w:val="000000"/>
           <w:sz w:val="19"/>
         </w:rPr>
         <w:t>record_id = sha1(source|key)[:20]</w:t>
@@ -653,7 +653,7 @@
       <w:r>
         <w:rPr>
           <w:rFonts w:ascii="Consolas" w:hAnsi="Consolas"/>
-          <w:color w:val="8B1A1A"/>
+          <w:color w:val="000000"/>
           <w:sz w:val="19"/>
         </w:rPr>
         <w:t>source</w:t>
@@ -664,7 +664,7 @@
       <w:r>
         <w:rPr>
           <w:rFonts w:ascii="Consolas" w:hAnsi="Consolas"/>
-          <w:color w:val="8B1A1A"/>
+          <w:color w:val="000000"/>
           <w:sz w:val="19"/>
         </w:rPr>
         <w:t>source_version</w:t>
@@ -675,7 +675,7 @@
       <w:r>
         <w:rPr>
           <w:rFonts w:ascii="Consolas" w:hAnsi="Consolas"/>
-          <w:color w:val="8B1A1A"/>
+          <w:color w:val="000000"/>
           <w:sz w:val="19"/>
         </w:rPr>
         <w:t>source_record_key</w:t>
@@ -686,7 +686,7 @@
       <w:r>
         <w:rPr>
           <w:rFonts w:ascii="Consolas" w:hAnsi="Consolas"/>
-          <w:color w:val="8B1A1A"/>
+          <w:color w:val="000000"/>
           <w:sz w:val="19"/>
         </w:rPr>
         <w:t>record_type</w:t>
@@ -697,7 +697,7 @@
       <w:r>
         <w:rPr>
           <w:rFonts w:ascii="Consolas" w:hAnsi="Consolas"/>
-          <w:color w:val="8B1A1A"/>
+          <w:color w:val="000000"/>
           <w:sz w:val="19"/>
         </w:rPr>
         <w:t>split</w:t>
@@ -708,7 +708,7 @@
       <w:r>
         <w:rPr>
           <w:rFonts w:ascii="Consolas" w:hAnsi="Consolas"/>
-          <w:color w:val="8B1A1A"/>
+          <w:color w:val="000000"/>
           <w:sz w:val="19"/>
         </w:rPr>
         <w:t>subset</w:t>
@@ -719,7 +719,7 @@
       <w:r>
         <w:rPr>
           <w:rFonts w:ascii="Consolas" w:hAnsi="Consolas"/>
-          <w:color w:val="8B1A1A"/>
+          <w:color w:val="000000"/>
           <w:sz w:val="19"/>
         </w:rPr>
         <w:t>nl_problem</w:t>
@@ -730,7 +730,7 @@
       <w:r>
         <w:rPr>
           <w:rFonts w:ascii="Consolas" w:hAnsi="Consolas"/>
-          <w:color w:val="8B1A1A"/>
+          <w:color w:val="000000"/>
           <w:sz w:val="19"/>
         </w:rPr>
         <w:t>nl_solution</w:t>
@@ -741,7 +741,7 @@
       <w:r>
         <w:rPr>
           <w:rFonts w:ascii="Consolas" w:hAnsi="Consolas"/>
-          <w:color w:val="8B1A1A"/>
+          <w:color w:val="000000"/>
           <w:sz w:val="19"/>
         </w:rPr>
         <w:t>formal_language</w:t>
@@ -752,7 +752,7 @@
       <w:r>
         <w:rPr>
           <w:rFonts w:ascii="Consolas" w:hAnsi="Consolas"/>
-          <w:color w:val="8B1A1A"/>
+          <w:color w:val="000000"/>
           <w:sz w:val="19"/>
         </w:rPr>
         <w:t>formal_statement</w:t>
@@ -763,7 +763,7 @@
       <w:r>
         <w:rPr>
           <w:rFonts w:ascii="Consolas" w:hAnsi="Consolas"/>
-          <w:color w:val="8B1A1A"/>
+          <w:color w:val="000000"/>
           <w:sz w:val="19"/>
         </w:rPr>
         <w:t>formal_proof</w:t>
@@ -774,7 +774,7 @@
       <w:r>
         <w:rPr>
           <w:rFonts w:ascii="Consolas" w:hAnsi="Consolas"/>
-          <w:color w:val="8B1A1A"/>
+          <w:color w:val="000000"/>
           <w:sz w:val="19"/>
         </w:rPr>
         <w:t>formal_header</w:t>
@@ -785,7 +785,7 @@
       <w:r>
         <w:rPr>
           <w:rFonts w:ascii="Consolas" w:hAnsi="Consolas"/>
-          <w:color w:val="8B1A1A"/>
+          <w:color w:val="000000"/>
           <w:sz w:val="19"/>
         </w:rPr>
         <w:t>formal_goal</w:t>
@@ -796,7 +796,7 @@
       <w:r>
         <w:rPr>
           <w:rFonts w:ascii="Consolas" w:hAnsi="Consolas"/>
-          <w:color w:val="8B1A1A"/>
+          <w:color w:val="000000"/>
           <w:sz w:val="19"/>
         </w:rPr>
         <w:t>tactics</w:t>
@@ -807,7 +807,7 @@
       <w:r>
         <w:rPr>
           <w:rFonts w:ascii="Consolas" w:hAnsi="Consolas"/>
-          <w:color w:val="8B1A1A"/>
+          <w:color w:val="000000"/>
           <w:sz w:val="19"/>
         </w:rPr>
         <w:t>premises</w:t>
@@ -818,7 +818,7 @@
       <w:r>
         <w:rPr>
           <w:rFonts w:ascii="Consolas" w:hAnsi="Consolas"/>
-          <w:color w:val="8B1A1A"/>
+          <w:color w:val="000000"/>
           <w:sz w:val="19"/>
         </w:rPr>
         <w:t>has_latex</w:t>
@@ -829,7 +829,7 @@
       <w:r>
         <w:rPr>
           <w:rFonts w:ascii="Consolas" w:hAnsi="Consolas"/>
-          <w:color w:val="8B1A1A"/>
+          <w:color w:val="000000"/>
           <w:sz w:val="19"/>
         </w:rPr>
         <w:t>latex_count</w:t>
@@ -840,7 +840,7 @@
       <w:r>
         <w:rPr>
           <w:rFonts w:ascii="Consolas" w:hAnsi="Consolas"/>
-          <w:color w:val="8B1A1A"/>
+          <w:color w:val="000000"/>
           <w:sz w:val="19"/>
         </w:rPr>
         <w:t>content_sha256</w:t>
@@ -851,7 +851,7 @@
       <w:r>
         <w:rPr>
           <w:rFonts w:ascii="Consolas" w:hAnsi="Consolas"/>
-          <w:color w:val="8B1A1A"/>
+          <w:color w:val="000000"/>
           <w:sz w:val="19"/>
         </w:rPr>
         <w:t>quality_flags</w:t>
@@ -862,7 +862,7 @@
       <w:r>
         <w:rPr>
           <w:rFonts w:ascii="Consolas" w:hAnsi="Consolas"/>
-          <w:color w:val="8B1A1A"/>
+          <w:color w:val="000000"/>
           <w:sz w:val="19"/>
         </w:rPr>
         <w:t>extra_json</w:t>
@@ -873,7 +873,7 @@
       <w:r>
         <w:rPr>
           <w:rFonts w:ascii="Consolas" w:hAnsi="Consolas"/>
-          <w:color w:val="8B1A1A"/>
+          <w:color w:val="000000"/>
           <w:sz w:val="19"/>
         </w:rPr>
         <w:t>raw_uri</w:t>
@@ -884,7 +884,7 @@
       <w:r>
         <w:rPr>
           <w:rFonts w:ascii="Consolas" w:hAnsi="Consolas"/>
-          <w:color w:val="8B1A1A"/>
+          <w:color w:val="000000"/>
           <w:sz w:val="19"/>
         </w:rPr>
         <w:t>raw_row</w:t>
@@ -895,7 +895,7 @@
       <w:r>
         <w:rPr>
           <w:rFonts w:ascii="Consolas" w:hAnsi="Consolas"/>
-          <w:color w:val="8B1A1A"/>
+          <w:color w:val="000000"/>
           <w:sz w:val="19"/>
         </w:rPr>
         <w:t>raw_sha256</w:t>
@@ -906,7 +906,7 @@
       <w:r>
         <w:rPr>
           <w:rFonts w:ascii="Consolas" w:hAnsi="Consolas"/>
-          <w:color w:val="8B1A1A"/>
+          <w:color w:val="000000"/>
           <w:sz w:val="19"/>
         </w:rPr>
         <w:t>license</w:t>
@@ -917,7 +917,7 @@
       <w:r>
         <w:rPr>
           <w:rFonts w:ascii="Consolas" w:hAnsi="Consolas"/>
-          <w:color w:val="8B1A1A"/>
+          <w:color w:val="000000"/>
           <w:sz w:val="19"/>
         </w:rPr>
         <w:t>source_url</w:t>
@@ -928,7 +928,7 @@
       <w:r>
         <w:rPr>
           <w:rFonts w:ascii="Consolas" w:hAnsi="Consolas"/>
-          <w:color w:val="8B1A1A"/>
+          <w:color w:val="000000"/>
           <w:sz w:val="19"/>
         </w:rPr>
         <w:t>downloaded_at</w:t>
@@ -939,7 +939,7 @@
       <w:r>
         <w:rPr>
           <w:rFonts w:ascii="Consolas" w:hAnsi="Consolas"/>
-          <w:color w:val="8B1A1A"/>
+          <w:color w:val="000000"/>
           <w:sz w:val="19"/>
         </w:rPr>
         <w:t>ingest_run_id</w:t>
@@ -950,7 +950,7 @@
       <w:r>
         <w:rPr>
           <w:rFonts w:ascii="Consolas" w:hAnsi="Consolas"/>
-          <w:color w:val="8B1A1A"/>
+          <w:color w:val="000000"/>
           <w:sz w:val="19"/>
         </w:rPr>
         <w:t>pipeline_version</w:t>
@@ -961,7 +961,7 @@
       <w:r>
         <w:rPr>
           <w:rFonts w:ascii="Consolas" w:hAnsi="Consolas"/>
-          <w:color w:val="8B1A1A"/>
+          <w:color w:val="000000"/>
           <w:sz w:val="19"/>
         </w:rPr>
         <w:t>schema_version</w:t>
@@ -986,7 +986,7 @@
       <w:r>
         <w:rPr>
           <w:rFonts w:ascii="Consolas" w:hAnsi="Consolas"/>
-          <w:color w:val="8B1A1A"/>
+          <w:color w:val="000000"/>
           <w:sz w:val="19"/>
         </w:rPr>
         <w:t>record_id</w:t>
@@ -1107,7 +1107,7 @@
       <w:r>
         <w:rPr>
           <w:rFonts w:ascii="Consolas" w:hAnsi="Consolas"/>
-          <w:color w:val="8B1A1A"/>
+          <w:color w:val="000000"/>
           <w:sz w:val="19"/>
         </w:rPr>
         <w:t>(raw_uri, raw_row)</w:t>
@@ -1132,7 +1132,7 @@
       <w:r>
         <w:rPr>
           <w:rFonts w:ascii="Consolas" w:hAnsi="Consolas"/>
-          <w:color w:val="8B1A1A"/>
+          <w:color w:val="000000"/>
           <w:sz w:val="19"/>
         </w:rPr>
         <w:t>transform.to_unified</w:t>
@@ -1152,7 +1152,7 @@
       <w:r>
         <w:rPr>
           <w:rFonts w:ascii="Consolas" w:hAnsi="Consolas"/>
-          <w:color w:val="8B1A1A"/>
+          <w:color w:val="000000"/>
           <w:sz w:val="19"/>
         </w:rPr>
         <w:t>:=</w:t>
@@ -1163,7 +1163,7 @@
       <w:r>
         <w:rPr>
           <w:rFonts w:ascii="Consolas" w:hAnsi="Consolas"/>
-          <w:color w:val="8B1A1A"/>
+          <w:color w:val="000000"/>
           <w:sz w:val="19"/>
         </w:rPr>
         <w:t>row_number</w:t>
@@ -1188,7 +1188,7 @@
       <w:r>
         <w:rPr>
           <w:rFonts w:ascii="Consolas" w:hAnsi="Consolas"/>
-          <w:color w:val="8B1A1A"/>
+          <w:color w:val="000000"/>
           <w:sz w:val="19"/>
         </w:rPr>
         <w:t>_corrupt_record</w:t>
@@ -1213,7 +1213,7 @@
       <w:r>
         <w:rPr>
           <w:rFonts w:ascii="Consolas" w:hAnsi="Consolas"/>
-          <w:color w:val="8B1A1A"/>
+          <w:color w:val="000000"/>
           <w:sz w:val="19"/>
         </w:rPr>
         <w:t>source/source_version</w:t>
@@ -1224,7 +1224,7 @@
       <w:r>
         <w:rPr>
           <w:rFonts w:ascii="Consolas" w:hAnsi="Consolas"/>
-          <w:color w:val="8B1A1A"/>
+          <w:color w:val="000000"/>
           <w:sz w:val="19"/>
         </w:rPr>
         <w:t>record_id</w:t>
@@ -1235,7 +1235,7 @@
       <w:r>
         <w:rPr>
           <w:rFonts w:ascii="Consolas" w:hAnsi="Consolas"/>
-          <w:color w:val="8B1A1A"/>
+          <w:color w:val="000000"/>
           <w:sz w:val="19"/>
         </w:rPr>
         <w:t>_lake_log</w:t>
@@ -1294,7 +1294,7 @@
         <w:tc>
           <w:tcPr>
             <w:tcW w:type="dxa" w:w="4873"/>
-            <w:shd w:val="clear" w:color="auto" w:fill="D9E2F3"/>
+            <w:shd w:val="clear" w:color="auto" w:fill="E7E6E6"/>
           </w:tcPr>
           <w:p>
             <w:r>
@@ -1314,7 +1314,7 @@
         <w:tc>
           <w:tcPr>
             <w:tcW w:type="dxa" w:w="4873"/>
-            <w:shd w:val="clear" w:color="auto" w:fill="D9E2F3"/>
+            <w:shd w:val="clear" w:color="auto" w:fill="E7E6E6"/>
           </w:tcPr>
           <w:p>
             <w:r>
@@ -1392,7 +1392,7 @@
             <w:r>
               <w:rPr>
                 <w:rFonts w:ascii="Consolas" w:hAnsi="Consolas"/>
-                <w:color w:val="8B1A1A"/>
+                <w:color w:val="000000"/>
                 <w:sz w:val="20"/>
               </w:rPr>
               <w:t>local[n]</w:t>
@@ -1598,7 +1598,7 @@
       <w:r>
         <w:rPr>
           <w:rFonts w:ascii="Consolas" w:hAnsi="Consolas"/>
-          <w:color w:val="8B1A1A"/>
+          <w:color w:val="000000"/>
           <w:sz w:val="19"/>
         </w:rPr>
         <w:t>scripts/tao_hinh_bao_cao.py</w:t>
@@ -1637,7 +1637,7 @@
         <w:tc>
           <w:tcPr>
             <w:tcW w:type="dxa" w:w="4873"/>
-            <w:shd w:val="clear" w:color="auto" w:fill="D9E2F3"/>
+            <w:shd w:val="clear" w:color="auto" w:fill="E7E6E6"/>
           </w:tcPr>
           <w:p>
             <w:r>
@@ -1657,7 +1657,7 @@
         <w:tc>
           <w:tcPr>
             <w:tcW w:type="dxa" w:w="4873"/>
-            <w:shd w:val="clear" w:color="auto" w:fill="D9E2F3"/>
+            <w:shd w:val="clear" w:color="auto" w:fill="E7E6E6"/>
           </w:tcPr>
           <w:p>
             <w:r>
@@ -1884,7 +1884,7 @@
         <w:tc>
           <w:tcPr>
             <w:tcW w:type="dxa" w:w="1392"/>
-            <w:shd w:val="clear" w:color="auto" w:fill="D9E2F3"/>
+            <w:shd w:val="clear" w:color="auto" w:fill="E7E6E6"/>
           </w:tcPr>
           <w:p>
             <w:r>
@@ -1904,7 +1904,7 @@
         <w:tc>
           <w:tcPr>
             <w:tcW w:type="dxa" w:w="1392"/>
-            <w:shd w:val="clear" w:color="auto" w:fill="D9E2F3"/>
+            <w:shd w:val="clear" w:color="auto" w:fill="E7E6E6"/>
           </w:tcPr>
           <w:p>
             <w:r>
@@ -1924,7 +1924,7 @@
         <w:tc>
           <w:tcPr>
             <w:tcW w:type="dxa" w:w="1392"/>
-            <w:shd w:val="clear" w:color="auto" w:fill="D9E2F3"/>
+            <w:shd w:val="clear" w:color="auto" w:fill="E7E6E6"/>
           </w:tcPr>
           <w:p>
             <w:r>
@@ -1944,7 +1944,7 @@
         <w:tc>
           <w:tcPr>
             <w:tcW w:type="dxa" w:w="1392"/>
-            <w:shd w:val="clear" w:color="auto" w:fill="D9E2F3"/>
+            <w:shd w:val="clear" w:color="auto" w:fill="E7E6E6"/>
           </w:tcPr>
           <w:p>
             <w:r>
@@ -1964,7 +1964,7 @@
         <w:tc>
           <w:tcPr>
             <w:tcW w:type="dxa" w:w="1392"/>
-            <w:shd w:val="clear" w:color="auto" w:fill="D9E2F3"/>
+            <w:shd w:val="clear" w:color="auto" w:fill="E7E6E6"/>
           </w:tcPr>
           <w:p>
             <w:r>
@@ -1984,7 +1984,7 @@
         <w:tc>
           <w:tcPr>
             <w:tcW w:type="dxa" w:w="1392"/>
-            <w:shd w:val="clear" w:color="auto" w:fill="D9E2F3"/>
+            <w:shd w:val="clear" w:color="auto" w:fill="E7E6E6"/>
           </w:tcPr>
           <w:p>
             <w:r>
@@ -2004,7 +2004,7 @@
         <w:tc>
           <w:tcPr>
             <w:tcW w:type="dxa" w:w="1392"/>
-            <w:shd w:val="clear" w:color="auto" w:fill="D9E2F3"/>
+            <w:shd w:val="clear" w:color="auto" w:fill="E7E6E6"/>
           </w:tcPr>
           <w:p>
             <w:r>
@@ -2561,7 +2561,7 @@
         <w:tc>
           <w:tcPr>
             <w:tcW w:type="dxa" w:w="2436"/>
-            <w:shd w:val="clear" w:color="auto" w:fill="D9E2F3"/>
+            <w:shd w:val="clear" w:color="auto" w:fill="E7E6E6"/>
           </w:tcPr>
           <w:p>
             <w:r>
@@ -2581,7 +2581,7 @@
         <w:tc>
           <w:tcPr>
             <w:tcW w:type="dxa" w:w="2436"/>
-            <w:shd w:val="clear" w:color="auto" w:fill="D9E2F3"/>
+            <w:shd w:val="clear" w:color="auto" w:fill="E7E6E6"/>
           </w:tcPr>
           <w:p>
             <w:r>
@@ -2601,7 +2601,7 @@
         <w:tc>
           <w:tcPr>
             <w:tcW w:type="dxa" w:w="2436"/>
-            <w:shd w:val="clear" w:color="auto" w:fill="D9E2F3"/>
+            <w:shd w:val="clear" w:color="auto" w:fill="E7E6E6"/>
           </w:tcPr>
           <w:p>
             <w:r>
@@ -2621,7 +2621,7 @@
         <w:tc>
           <w:tcPr>
             <w:tcW w:type="dxa" w:w="2436"/>
-            <w:shd w:val="clear" w:color="auto" w:fill="D9E2F3"/>
+            <w:shd w:val="clear" w:color="auto" w:fill="E7E6E6"/>
           </w:tcPr>
           <w:p>
             <w:r>
@@ -2829,7 +2829,7 @@
             <w:r>
               <w:rPr>
                 <w:rFonts w:ascii="Consolas" w:hAnsi="Consolas"/>
-                <w:color w:val="8B1A1A"/>
+                <w:color w:val="000000"/>
                 <w:sz w:val="20"/>
               </w:rPr>
               <w:t>subset</w:t>
@@ -3311,7 +3311,7 @@
         <w:tc>
           <w:tcPr>
             <w:tcW w:type="dxa" w:w="2436"/>
-            <w:shd w:val="clear" w:color="auto" w:fill="D9E2F3"/>
+            <w:shd w:val="clear" w:color="auto" w:fill="E7E6E6"/>
           </w:tcPr>
           <w:p>
             <w:r>
@@ -3331,7 +3331,7 @@
         <w:tc>
           <w:tcPr>
             <w:tcW w:type="dxa" w:w="2436"/>
-            <w:shd w:val="clear" w:color="auto" w:fill="D9E2F3"/>
+            <w:shd w:val="clear" w:color="auto" w:fill="E7E6E6"/>
           </w:tcPr>
           <w:p>
             <w:r>
@@ -3351,7 +3351,7 @@
         <w:tc>
           <w:tcPr>
             <w:tcW w:type="dxa" w:w="2436"/>
-            <w:shd w:val="clear" w:color="auto" w:fill="D9E2F3"/>
+            <w:shd w:val="clear" w:color="auto" w:fill="E7E6E6"/>
           </w:tcPr>
           <w:p>
             <w:r>
@@ -3371,7 +3371,7 @@
         <w:tc>
           <w:tcPr>
             <w:tcW w:type="dxa" w:w="2436"/>
-            <w:shd w:val="clear" w:color="auto" w:fill="D9E2F3"/>
+            <w:shd w:val="clear" w:color="auto" w:fill="E7E6E6"/>
           </w:tcPr>
           <w:p>
             <w:r>
@@ -3644,7 +3644,7 @@
             <w:r>
               <w:rPr>
                 <w:rFonts w:ascii="Consolas" w:hAnsi="Consolas"/>
-                <w:color w:val="8B1A1A"/>
+                <w:color w:val="000000"/>
                 <w:sz w:val="20"/>
               </w:rPr>
               <w:t>record_id</w:t>
@@ -3783,7 +3783,7 @@
       <w:r>
         <w:rPr>
           <w:rFonts w:ascii="Consolas" w:hAnsi="Consolas"/>
-          <w:color w:val="8B1A1A"/>
+          <w:color w:val="000000"/>
           <w:sz w:val="19"/>
         </w:rPr>
         <w:t>proof_wanted</w:t>
@@ -3794,7 +3794,7 @@
       <w:r>
         <w:rPr>
           <w:rFonts w:ascii="Consolas" w:hAnsi="Consolas"/>
-          <w:color w:val="8B1A1A"/>
+          <w:color w:val="000000"/>
           <w:sz w:val="19"/>
         </w:rPr>
         <w:t>DeprecateMe</w:t>
@@ -3813,7 +3813,7 @@
       <w:r>
         <w:rPr>
           <w:rFonts w:ascii="Consolas" w:hAnsi="Consolas"/>
-          <w:color w:val="8B1A1A"/>
+          <w:color w:val="000000"/>
           <w:sz w:val="19"/>
         </w:rPr>
         <w:t>$</w:t>
@@ -3832,7 +3832,7 @@
       <w:r>
         <w:rPr>
           <w:rFonts w:ascii="Consolas" w:hAnsi="Consolas"/>
-          <w:color w:val="8B1A1A"/>
+          <w:color w:val="000000"/>
           <w:sz w:val="19"/>
         </w:rPr>
         <w:t>\f</w:t>
@@ -3870,7 +3870,7 @@
       <w:r>
         <w:rPr>
           <w:rFonts w:ascii="Consolas" w:hAnsi="Consolas"/>
-          <w:color w:val="8B1A1A"/>
+          <w:color w:val="000000"/>
           <w:sz w:val="19"/>
         </w:rPr>
         <w:t>local</w:t>
@@ -4171,7 +4171,7 @@
       <w:r>
         <w:rPr>
           <w:rFonts w:ascii="Consolas" w:hAnsi="Consolas"/>
-          <w:color w:val="8B1A1A"/>
+          <w:color w:val="000000"/>
           <w:sz w:val="19"/>
         </w:rPr>
         <w:t>docs/ai_use_statement.md</w:t>
@@ -4198,7 +4198,7 @@
       <w:r>
         <w:rPr>
           <w:rFonts w:ascii="Consolas" w:hAnsi="Consolas"/>
-          <w:color w:val="8B1A1A"/>
+          <w:color w:val="000000"/>
           <w:sz w:val="19"/>
         </w:rPr>
         <w:t>contributions.md</w:t>
@@ -4614,6 +4614,7 @@
     <w:rsid w:val="00FC693F"/>
     <w:rPr>
       <w:rFonts w:ascii="Times New Roman" w:hAnsi="Times New Roman" w:eastAsia="Times New Roman"/>
+      <w:color w:val="000000"/>
       <w:sz w:val="24"/>
     </w:rPr>
   </w:style>
@@ -4679,7 +4680,7 @@
       <w:rFonts w:ascii="Times New Roman" w:hAnsi="Times New Roman" w:eastAsia="Times New Roman" w:cs="Times New Roman"/>
       <w:b/>
       <w:bCs/>
-      <w:color w:val="1F3A68"/>
+      <w:color w:val="000000"/>
       <w:sz w:val="28"/>
       <w:szCs w:val="28"/>
     </w:rPr>
@@ -4703,7 +4704,7 @@
       <w:rFonts w:ascii="Times New Roman" w:hAnsi="Times New Roman" w:eastAsia="Times New Roman" w:cs="Times New Roman"/>
       <w:b/>
       <w:bCs/>
-      <w:color w:val="1F3A68"/>
+      <w:color w:val="000000"/>
       <w:sz w:val="26"/>
       <w:szCs w:val="26"/>
     </w:rPr>
@@ -4727,7 +4728,7 @@
       <w:rFonts w:ascii="Times New Roman" w:hAnsi="Times New Roman" w:eastAsia="Times New Roman" w:cs="Times New Roman"/>
       <w:b/>
       <w:bCs/>
-      <w:color w:val="1F3A68"/>
+      <w:color w:val="000000"/>
     </w:rPr>
   </w:style>
   <w:style w:type="paragraph" w:styleId="Heading4">
@@ -4752,7 +4753,7 @@
       <w:bCs/>
       <w:i/>
       <w:iCs/>
-      <w:color w:val="1F3A68"/>
+      <w:color w:val="000000"/>
     </w:rPr>
   </w:style>
   <w:style w:type="paragraph" w:styleId="Heading5">
@@ -4773,7 +4774,7 @@
     </w:pPr>
     <w:rPr>
       <w:rFonts w:asciiTheme="majorHAnsi" w:eastAsiaTheme="majorEastAsia" w:hAnsiTheme="majorHAnsi" w:cstheme="majorBidi"/>
-      <w:color w:val="243F60" w:themeColor="accent1" w:themeShade="7F"/>
+      <w:color w:val="000000"/>
     </w:rPr>
   </w:style>
   <w:style w:type="paragraph" w:styleId="Heading6">
@@ -4796,7 +4797,7 @@
       <w:rFonts w:asciiTheme="majorHAnsi" w:eastAsiaTheme="majorEastAsia" w:hAnsiTheme="majorHAnsi" w:cstheme="majorBidi"/>
       <w:i/>
       <w:iCs/>
-      <w:color w:val="243F60" w:themeColor="accent1" w:themeShade="7F"/>
+      <w:color w:val="000000"/>
     </w:rPr>
   </w:style>
   <w:style w:type="paragraph" w:styleId="Heading7">
@@ -4819,7 +4820,7 @@
       <w:rFonts w:asciiTheme="majorHAnsi" w:eastAsiaTheme="majorEastAsia" w:hAnsiTheme="majorHAnsi" w:cstheme="majorBidi"/>
       <w:i/>
       <w:iCs/>
-      <w:color w:val="404040" w:themeColor="text1" w:themeTint="BF"/>
+      <w:color w:val="000000"/>
     </w:rPr>
   </w:style>
   <w:style w:type="paragraph" w:styleId="Heading8">
@@ -4840,7 +4841,7 @@
     </w:pPr>
     <w:rPr>
       <w:rFonts w:asciiTheme="majorHAnsi" w:eastAsiaTheme="majorEastAsia" w:hAnsiTheme="majorHAnsi" w:cstheme="majorBidi"/>
-      <w:color w:val="4F81BD" w:themeColor="accent1"/>
+      <w:color w:val="000000"/>
       <w:sz w:val="20"/>
       <w:szCs w:val="20"/>
     </w:rPr>
@@ -4865,7 +4866,7 @@
       <w:rFonts w:asciiTheme="majorHAnsi" w:eastAsiaTheme="majorEastAsia" w:hAnsiTheme="majorHAnsi" w:cstheme="majorBidi"/>
       <w:i/>
       <w:iCs/>
-      <w:color w:val="404040" w:themeColor="text1" w:themeTint="BF"/>
+      <w:color w:val="000000"/>
       <w:sz w:val="20"/>
       <w:szCs w:val="20"/>
     </w:rPr>
@@ -4916,7 +4917,7 @@
       <w:rFonts w:asciiTheme="majorHAnsi" w:eastAsiaTheme="majorEastAsia" w:hAnsiTheme="majorHAnsi" w:cstheme="majorBidi"/>
       <w:b/>
       <w:bCs/>
-      <w:color w:val="365F91" w:themeColor="accent1" w:themeShade="BF"/>
+      <w:color w:val="000000"/>
       <w:sz w:val="28"/>
       <w:szCs w:val="28"/>
     </w:rPr>
@@ -4931,7 +4932,7 @@
       <w:rFonts w:asciiTheme="majorHAnsi" w:eastAsiaTheme="majorEastAsia" w:hAnsiTheme="majorHAnsi" w:cstheme="majorBidi"/>
       <w:b/>
       <w:bCs/>
-      <w:color w:val="4F81BD" w:themeColor="accent1"/>
+      <w:color w:val="000000"/>
       <w:sz w:val="26"/>
       <w:szCs w:val="26"/>
     </w:rPr>
@@ -4946,7 +4947,7 @@
       <w:rFonts w:asciiTheme="majorHAnsi" w:eastAsiaTheme="majorEastAsia" w:hAnsiTheme="majorHAnsi" w:cstheme="majorBidi"/>
       <w:b/>
       <w:bCs/>
-      <w:color w:val="4F81BD" w:themeColor="accent1"/>
+      <w:color w:val="000000"/>
     </w:rPr>
   </w:style>
   <w:style w:type="paragraph" w:styleId="Title">
@@ -4966,7 +4967,7 @@
     </w:pPr>
     <w:rPr>
       <w:rFonts w:ascii="Times New Roman" w:hAnsi="Times New Roman" w:eastAsia="Times New Roman" w:cs="Times New Roman"/>
-      <w:color w:val="1F3A68"/>
+      <w:color w:val="000000"/>
       <w:spacing w:val="5"/>
       <w:kern w:val="28"/>
       <w:sz w:val="52"/>
@@ -4981,7 +4982,7 @@
     <w:rsid w:val="00FC693F"/>
     <w:rPr>
       <w:rFonts w:asciiTheme="majorHAnsi" w:eastAsiaTheme="majorEastAsia" w:hAnsiTheme="majorHAnsi" w:cstheme="majorBidi"/>
-      <w:color w:val="17365D" w:themeColor="text2" w:themeShade="BF"/>
+      <w:color w:val="000000"/>
       <w:spacing w:val="5"/>
       <w:kern w:val="28"/>
       <w:sz w:val="52"/>
@@ -5005,7 +5006,7 @@
       <w:rFonts w:asciiTheme="majorHAnsi" w:eastAsiaTheme="majorEastAsia" w:hAnsiTheme="majorHAnsi" w:cstheme="majorBidi"/>
       <w:i/>
       <w:iCs/>
-      <w:color w:val="4F81BD" w:themeColor="accent1"/>
+      <w:color w:val="000000"/>
       <w:spacing w:val="15"/>
       <w:sz w:val="24"/>
       <w:szCs w:val="24"/>
@@ -5021,7 +5022,7 @@
       <w:rFonts w:asciiTheme="majorHAnsi" w:eastAsiaTheme="majorEastAsia" w:hAnsiTheme="majorHAnsi" w:cstheme="majorBidi"/>
       <w:i/>
       <w:iCs/>
-      <w:color w:val="4F81BD" w:themeColor="accent1"/>
+      <w:color w:val="000000"/>
       <w:spacing w:val="15"/>
       <w:sz w:val="24"/>
       <w:szCs w:val="24"/>
@@ -5293,7 +5294,7 @@
     <w:rPr>
       <w:i/>
       <w:iCs/>
-      <w:color w:val="000000" w:themeColor="text1"/>
+      <w:color w:val="000000"/>
     </w:rPr>
   </w:style>
   <w:style w:type="character" w:customStyle="1" w:styleId="QuoteChar">
@@ -5305,7 +5306,7 @@
     <w:rPr>
       <w:i/>
       <w:iCs/>
-      <w:color w:val="000000" w:themeColor="text1"/>
+      <w:color w:val="000000"/>
     </w:rPr>
   </w:style>
   <w:style w:type="character" w:customStyle="1" w:styleId="Heading4Char">
@@ -5321,7 +5322,7 @@
       <w:bCs/>
       <w:i/>
       <w:iCs/>
-      <w:color w:val="4F81BD" w:themeColor="accent1"/>
+      <w:color w:val="000000"/>
     </w:rPr>
   </w:style>
   <w:style w:type="character" w:customStyle="1" w:styleId="Heading5Char">
@@ -5333,7 +5334,7 @@
     <w:rsid w:val="00FC693F"/>
     <w:rPr>
       <w:rFonts w:asciiTheme="majorHAnsi" w:eastAsiaTheme="majorEastAsia" w:hAnsiTheme="majorHAnsi" w:cstheme="majorBidi"/>
-      <w:color w:val="243F60" w:themeColor="accent1" w:themeShade="7F"/>
+      <w:color w:val="000000"/>
     </w:rPr>
   </w:style>
   <w:style w:type="character" w:customStyle="1" w:styleId="Heading6Char">
@@ -5347,7 +5348,7 @@
       <w:rFonts w:asciiTheme="majorHAnsi" w:eastAsiaTheme="majorEastAsia" w:hAnsiTheme="majorHAnsi" w:cstheme="majorBidi"/>
       <w:i/>
       <w:iCs/>
-      <w:color w:val="243F60" w:themeColor="accent1" w:themeShade="7F"/>
+      <w:color w:val="000000"/>
     </w:rPr>
   </w:style>
   <w:style w:type="character" w:customStyle="1" w:styleId="Heading7Char">
@@ -5361,7 +5362,7 @@
       <w:rFonts w:asciiTheme="majorHAnsi" w:eastAsiaTheme="majorEastAsia" w:hAnsiTheme="majorHAnsi" w:cstheme="majorBidi"/>
       <w:i/>
       <w:iCs/>
-      <w:color w:val="404040" w:themeColor="text1" w:themeTint="BF"/>
+      <w:color w:val="000000"/>
     </w:rPr>
   </w:style>
   <w:style w:type="character" w:customStyle="1" w:styleId="Heading8Char">
@@ -5373,7 +5374,7 @@
     <w:rsid w:val="00FC693F"/>
     <w:rPr>
       <w:rFonts w:asciiTheme="majorHAnsi" w:eastAsiaTheme="majorEastAsia" w:hAnsiTheme="majorHAnsi" w:cstheme="majorBidi"/>
-      <w:color w:val="4F81BD" w:themeColor="accent1"/>
+      <w:color w:val="000000"/>
       <w:sz w:val="20"/>
       <w:szCs w:val="20"/>
     </w:rPr>
@@ -5389,7 +5390,7 @@
       <w:rFonts w:asciiTheme="majorHAnsi" w:eastAsiaTheme="majorEastAsia" w:hAnsiTheme="majorHAnsi" w:cstheme="majorBidi"/>
       <w:i/>
       <w:iCs/>
-      <w:color w:val="404040" w:themeColor="text1" w:themeTint="BF"/>
+      <w:color w:val="000000"/>
       <w:sz w:val="20"/>
       <w:szCs w:val="20"/>
     </w:rPr>
@@ -5409,7 +5410,7 @@
     <w:rPr>
       <w:b/>
       <w:bCs/>
-      <w:color w:val="4F81BD" w:themeColor="accent1"/>
+      <w:color w:val="000000"/>
       <w:sz w:val="18"/>
       <w:szCs w:val="18"/>
     </w:rPr>
@@ -5456,7 +5457,7 @@
       <w:bCs/>
       <w:i/>
       <w:iCs/>
-      <w:color w:val="4F81BD" w:themeColor="accent1"/>
+      <w:color w:val="000000"/>
     </w:rPr>
   </w:style>
   <w:style w:type="character" w:customStyle="1" w:styleId="IntenseQuoteChar">
@@ -5470,7 +5471,7 @@
       <w:bCs/>
       <w:i/>
       <w:iCs/>
-      <w:color w:val="4F81BD" w:themeColor="accent1"/>
+      <w:color w:val="000000"/>
     </w:rPr>
   </w:style>
   <w:style w:type="character" w:styleId="SubtleEmphasis">
@@ -5482,7 +5483,7 @@
     <w:rPr>
       <w:i/>
       <w:iCs/>
-      <w:color w:val="808080" w:themeColor="text1" w:themeTint="7F"/>
+      <w:color w:val="000000"/>
     </w:rPr>
   </w:style>
   <w:style w:type="character" w:styleId="IntenseEmphasis">
@@ -5496,7 +5497,7 @@
       <w:bCs/>
       <w:i/>
       <w:iCs/>
-      <w:color w:val="4F81BD" w:themeColor="accent1"/>
+      <w:color w:val="000000"/>
     </w:rPr>
   </w:style>
   <w:style w:type="character" w:styleId="SubtleReference">
@@ -5507,7 +5508,7 @@
     <w:rsid w:val="00FC693F"/>
     <w:rPr>
       <w:smallCaps/>
-      <w:color w:val="C0504D" w:themeColor="accent2"/>
+      <w:color w:val="000000"/>
       <w:u w:val="single"/>
     </w:rPr>
   </w:style>
@@ -5521,7 +5522,7 @@
       <w:b/>
       <w:bCs/>
       <w:smallCaps/>
-      <w:color w:val="C0504D" w:themeColor="accent2"/>
+      <w:color w:val="000000"/>
       <w:spacing w:val="5"/>
       <w:u w:val="single"/>
     </w:rPr>
@@ -5587,7 +5588,7 @@
       <w:spacing w:after="0" w:line="240" w:lineRule="auto"/>
     </w:pPr>
     <w:rPr>
-      <w:color w:val="000000" w:themeColor="text1" w:themeShade="BF"/>
+      <w:color w:val="000000"/>
     </w:rPr>
     <w:tblPr>
       <w:tblStyleRowBandSize w:val="1"/>
@@ -5690,7 +5691,7 @@
       <w:spacing w:after="0" w:line="240" w:lineRule="auto"/>
     </w:pPr>
     <w:rPr>
-      <w:color w:val="365F91" w:themeColor="accent1" w:themeShade="BF"/>
+      <w:color w:val="000000"/>
     </w:rPr>
     <w:tblPr>
       <w:tblStyleRowBandSize w:val="1"/>
@@ -5793,7 +5794,7 @@
       <w:spacing w:after="0" w:line="240" w:lineRule="auto"/>
     </w:pPr>
     <w:rPr>
-      <w:color w:val="943634" w:themeColor="accent2" w:themeShade="BF"/>
+      <w:color w:val="000000"/>
     </w:rPr>
     <w:tblPr>
       <w:tblStyleRowBandSize w:val="1"/>
@@ -5896,7 +5897,7 @@
       <w:spacing w:after="0" w:line="240" w:lineRule="auto"/>
     </w:pPr>
     <w:rPr>
-      <w:color w:val="76923C" w:themeColor="accent3" w:themeShade="BF"/>
+      <w:color w:val="000000"/>
     </w:rPr>
     <w:tblPr>
       <w:tblStyleRowBandSize w:val="1"/>
@@ -5999,7 +6000,7 @@
       <w:spacing w:after="0" w:line="240" w:lineRule="auto"/>
     </w:pPr>
     <w:rPr>
-      <w:color w:val="5F497A" w:themeColor="accent4" w:themeShade="BF"/>
+      <w:color w:val="000000"/>
     </w:rPr>
     <w:tblPr>
       <w:tblStyleRowBandSize w:val="1"/>
@@ -6102,7 +6103,7 @@
       <w:spacing w:after="0" w:line="240" w:lineRule="auto"/>
     </w:pPr>
     <w:rPr>
-      <w:color w:val="31849B" w:themeColor="accent5" w:themeShade="BF"/>
+      <w:color w:val="000000"/>
     </w:rPr>
     <w:tblPr>
       <w:tblStyleRowBandSize w:val="1"/>
@@ -6205,7 +6206,7 @@
       <w:spacing w:after="0" w:line="240" w:lineRule="auto"/>
     </w:pPr>
     <w:rPr>
-      <w:color w:val="E36C0A" w:themeColor="accent6" w:themeShade="BF"/>
+      <w:color w:val="000000"/>
     </w:rPr>
     <w:tblPr>
       <w:tblStyleRowBandSize w:val="1"/>
@@ -6331,7 +6332,7 @@
       <w:rPr>
         <w:b/>
         <w:bCs/>
-        <w:color w:val="FFFFFF" w:themeColor="background1"/>
+        <w:color w:val="000000"/>
       </w:rPr>
       <w:tblPr/>
       <w:tcPr>
@@ -6423,7 +6424,7 @@
       <w:rPr>
         <w:b/>
         <w:bCs/>
-        <w:color w:val="FFFFFF" w:themeColor="background1"/>
+        <w:color w:val="000000"/>
       </w:rPr>
       <w:tblPr/>
       <w:tcPr>
@@ -6515,7 +6516,7 @@
       <w:rPr>
         <w:b/>
         <w:bCs/>
-        <w:color w:val="FFFFFF" w:themeColor="background1"/>
+        <w:color w:val="000000"/>
       </w:rPr>
       <w:tblPr/>
       <w:tcPr>
@@ -6607,7 +6608,7 @@
       <w:rPr>
         <w:b/>
         <w:bCs/>
-        <w:color w:val="FFFFFF" w:themeColor="background1"/>
+        <w:color w:val="000000"/>
       </w:rPr>
       <w:tblPr/>
       <w:tcPr>
@@ -6699,7 +6700,7 @@
       <w:rPr>
         <w:b/>
         <w:bCs/>
-        <w:color w:val="FFFFFF" w:themeColor="background1"/>
+        <w:color w:val="000000"/>
       </w:rPr>
       <w:tblPr/>
       <w:tcPr>
@@ -6791,7 +6792,7 @@
       <w:rPr>
         <w:b/>
         <w:bCs/>
-        <w:color w:val="FFFFFF" w:themeColor="background1"/>
+        <w:color w:val="000000"/>
       </w:rPr>
       <w:tblPr/>
       <w:tcPr>
@@ -6883,7 +6884,7 @@
       <w:rPr>
         <w:b/>
         <w:bCs/>
-        <w:color w:val="FFFFFF" w:themeColor="background1"/>
+        <w:color w:val="000000"/>
       </w:rPr>
       <w:tblPr/>
       <w:tcPr>
@@ -7886,7 +7887,7 @@
       <w:rPr>
         <w:b/>
         <w:bCs/>
-        <w:color w:val="FFFFFF" w:themeColor="background1"/>
+        <w:color w:val="000000"/>
       </w:rPr>
       <w:tblPr/>
       <w:tcPr>
@@ -7992,7 +7993,7 @@
       <w:rPr>
         <w:b/>
         <w:bCs/>
-        <w:color w:val="FFFFFF" w:themeColor="background1"/>
+        <w:color w:val="000000"/>
       </w:rPr>
       <w:tblPr/>
       <w:tcPr>
@@ -8098,7 +8099,7 @@
       <w:rPr>
         <w:b/>
         <w:bCs/>
-        <w:color w:val="FFFFFF" w:themeColor="background1"/>
+        <w:color w:val="000000"/>
       </w:rPr>
       <w:tblPr/>
       <w:tcPr>
@@ -8204,7 +8205,7 @@
       <w:rPr>
         <w:b/>
         <w:bCs/>
-        <w:color w:val="FFFFFF" w:themeColor="background1"/>
+        <w:color w:val="000000"/>
       </w:rPr>
       <w:tblPr/>
       <w:tcPr>
@@ -8310,7 +8311,7 @@
       <w:rPr>
         <w:b/>
         <w:bCs/>
-        <w:color w:val="FFFFFF" w:themeColor="background1"/>
+        <w:color w:val="000000"/>
       </w:rPr>
       <w:tblPr/>
       <w:tcPr>
@@ -8416,7 +8417,7 @@
       <w:rPr>
         <w:b/>
         <w:bCs/>
-        <w:color w:val="FFFFFF" w:themeColor="background1"/>
+        <w:color w:val="000000"/>
       </w:rPr>
       <w:tblPr/>
       <w:tcPr>
@@ -8522,7 +8523,7 @@
       <w:rPr>
         <w:b/>
         <w:bCs/>
-        <w:color w:val="FFFFFF" w:themeColor="background1"/>
+        <w:color w:val="000000"/>
       </w:rPr>
       <w:tblPr/>
       <w:tcPr>
@@ -8625,7 +8626,7 @@
       <w:rPr>
         <w:b/>
         <w:bCs/>
-        <w:color w:val="FFFFFF" w:themeColor="background1"/>
+        <w:color w:val="000000"/>
       </w:rPr>
       <w:tblPr/>
       <w:tcPr>
@@ -8645,7 +8646,7 @@
         <w:spacing w:before="0" w:after="0" w:line="240" w:lineRule="auto"/>
       </w:pPr>
       <w:rPr>
-        <w:color w:val="auto"/>
+        <w:color w:val="000000"/>
       </w:rPr>
       <w:tblPr/>
       <w:tcPr>
@@ -8664,7 +8665,7 @@
       <w:rPr>
         <w:b/>
         <w:bCs/>
-        <w:color w:val="FFFFFF" w:themeColor="background1"/>
+        <w:color w:val="000000"/>
       </w:rPr>
       <w:tblPr/>
       <w:tcPr>
@@ -8683,7 +8684,7 @@
       <w:rPr>
         <w:b/>
         <w:bCs/>
-        <w:color w:val="FFFFFF" w:themeColor="background1"/>
+        <w:color w:val="000000"/>
       </w:rPr>
       <w:tblPr/>
       <w:tcPr>
@@ -8729,7 +8730,7 @@
     </w:tblStylePr>
     <w:tblStylePr w:type="nwCell">
       <w:rPr>
-        <w:color w:val="FFFFFF" w:themeColor="background1"/>
+        <w:color w:val="000000"/>
       </w:rPr>
       <w:tblPr/>
       <w:tcPr>
@@ -8774,7 +8775,7 @@
       <w:rPr>
         <w:b/>
         <w:bCs/>
-        <w:color w:val="FFFFFF" w:themeColor="background1"/>
+        <w:color w:val="000000"/>
       </w:rPr>
       <w:tblPr/>
       <w:tcPr>
@@ -8794,7 +8795,7 @@
         <w:spacing w:before="0" w:after="0" w:line="240" w:lineRule="auto"/>
       </w:pPr>
       <w:rPr>
-        <w:color w:val="auto"/>
+        <w:color w:val="000000"/>
       </w:rPr>
       <w:tblPr/>
       <w:tcPr>
@@ -8813,7 +8814,7 @@
       <w:rPr>
         <w:b/>
         <w:bCs/>
-        <w:color w:val="FFFFFF" w:themeColor="background1"/>
+        <w:color w:val="000000"/>
       </w:rPr>
       <w:tblPr/>
       <w:tcPr>
@@ -8832,7 +8833,7 @@
       <w:rPr>
         <w:b/>
         <w:bCs/>
-        <w:color w:val="FFFFFF" w:themeColor="background1"/>
+        <w:color w:val="000000"/>
       </w:rPr>
       <w:tblPr/>
       <w:tcPr>
@@ -8878,7 +8879,7 @@
     </w:tblStylePr>
     <w:tblStylePr w:type="nwCell">
       <w:rPr>
-        <w:color w:val="FFFFFF" w:themeColor="background1"/>
+        <w:color w:val="000000"/>
       </w:rPr>
       <w:tblPr/>
       <w:tcPr>
@@ -8923,7 +8924,7 @@
       <w:rPr>
         <w:b/>
         <w:bCs/>
-        <w:color w:val="FFFFFF" w:themeColor="background1"/>
+        <w:color w:val="000000"/>
       </w:rPr>
       <w:tblPr/>
       <w:tcPr>
@@ -8943,7 +8944,7 @@
         <w:spacing w:before="0" w:after="0" w:line="240" w:lineRule="auto"/>
       </w:pPr>
       <w:rPr>
-        <w:color w:val="auto"/>
+        <w:color w:val="000000"/>
       </w:rPr>
       <w:tblPr/>
       <w:tcPr>
@@ -8962,7 +8963,7 @@
       <w:rPr>
         <w:b/>
         <w:bCs/>
-        <w:color w:val="FFFFFF" w:themeColor="background1"/>
+        <w:color w:val="000000"/>
       </w:rPr>
       <w:tblPr/>
       <w:tcPr>
@@ -8981,7 +8982,7 @@
       <w:rPr>
         <w:b/>
         <w:bCs/>
-        <w:color w:val="FFFFFF" w:themeColor="background1"/>
+        <w:color w:val="000000"/>
       </w:rPr>
       <w:tblPr/>
       <w:tcPr>
@@ -9027,7 +9028,7 @@
     </w:tblStylePr>
     <w:tblStylePr w:type="nwCell">
       <w:rPr>
-        <w:color w:val="FFFFFF" w:themeColor="background1"/>
+        <w:color w:val="000000"/>
       </w:rPr>
       <w:tblPr/>
       <w:tcPr>
@@ -9072,7 +9073,7 @@
       <w:rPr>
         <w:b/>
         <w:bCs/>
-        <w:color w:val="FFFFFF" w:themeColor="background1"/>
+        <w:color w:val="000000"/>
       </w:rPr>
       <w:tblPr/>
       <w:tcPr>
@@ -9092,7 +9093,7 @@
         <w:spacing w:before="0" w:after="0" w:line="240" w:lineRule="auto"/>
       </w:pPr>
       <w:rPr>
-        <w:color w:val="auto"/>
+        <w:color w:val="000000"/>
       </w:rPr>
       <w:tblPr/>
       <w:tcPr>
@@ -9111,7 +9112,7 @@
       <w:rPr>
         <w:b/>
         <w:bCs/>
-        <w:color w:val="FFFFFF" w:themeColor="background1"/>
+        <w:color w:val="000000"/>
       </w:rPr>
       <w:tblPr/>
       <w:tcPr>
@@ -9130,7 +9131,7 @@
       <w:rPr>
         <w:b/>
         <w:bCs/>
-        <w:color w:val="FFFFFF" w:themeColor="background1"/>
+        <w:color w:val="000000"/>
       </w:rPr>
       <w:tblPr/>
       <w:tcPr>
@@ -9176,7 +9177,7 @@
     </w:tblStylePr>
     <w:tblStylePr w:type="nwCell">
       <w:rPr>
-        <w:color w:val="FFFFFF" w:themeColor="background1"/>
+        <w:color w:val="000000"/>
       </w:rPr>
       <w:tblPr/>
       <w:tcPr>
@@ -9221,7 +9222,7 @@
       <w:rPr>
         <w:b/>
         <w:bCs/>
-        <w:color w:val="FFFFFF" w:themeColor="background1"/>
+        <w:color w:val="000000"/>
       </w:rPr>
       <w:tblPr/>
       <w:tcPr>
@@ -9241,7 +9242,7 @@
         <w:spacing w:before="0" w:after="0" w:line="240" w:lineRule="auto"/>
       </w:pPr>
       <w:rPr>
-        <w:color w:val="auto"/>
+        <w:color w:val="000000"/>
       </w:rPr>
       <w:tblPr/>
       <w:tcPr>
@@ -9260,7 +9261,7 @@
       <w:rPr>
         <w:b/>
         <w:bCs/>
-        <w:color w:val="FFFFFF" w:themeColor="background1"/>
+        <w:color w:val="000000"/>
       </w:rPr>
       <w:tblPr/>
       <w:tcPr>
@@ -9279,7 +9280,7 @@
       <w:rPr>
         <w:b/>
         <w:bCs/>
-        <w:color w:val="FFFFFF" w:themeColor="background1"/>
+        <w:color w:val="000000"/>
       </w:rPr>
       <w:tblPr/>
       <w:tcPr>
@@ -9325,7 +9326,7 @@
     </w:tblStylePr>
     <w:tblStylePr w:type="nwCell">
       <w:rPr>
-        <w:color w:val="FFFFFF" w:themeColor="background1"/>
+        <w:color w:val="000000"/>
       </w:rPr>
       <w:tblPr/>
       <w:tcPr>
@@ -9370,7 +9371,7 @@
       <w:rPr>
         <w:b/>
         <w:bCs/>
-        <w:color w:val="FFFFFF" w:themeColor="background1"/>
+        <w:color w:val="000000"/>
       </w:rPr>
       <w:tblPr/>
       <w:tcPr>
@@ -9390,7 +9391,7 @@
         <w:spacing w:before="0" w:after="0" w:line="240" w:lineRule="auto"/>
       </w:pPr>
       <w:rPr>
-        <w:color w:val="auto"/>
+        <w:color w:val="000000"/>
       </w:rPr>
       <w:tblPr/>
       <w:tcPr>
@@ -9409,7 +9410,7 @@
       <w:rPr>
         <w:b/>
         <w:bCs/>
-        <w:color w:val="FFFFFF" w:themeColor="background1"/>
+        <w:color w:val="000000"/>
       </w:rPr>
       <w:tblPr/>
       <w:tcPr>
@@ -9428,7 +9429,7 @@
       <w:rPr>
         <w:b/>
         <w:bCs/>
-        <w:color w:val="FFFFFF" w:themeColor="background1"/>
+        <w:color w:val="000000"/>
       </w:rPr>
       <w:tblPr/>
       <w:tcPr>
@@ -9474,7 +9475,7 @@
     </w:tblStylePr>
     <w:tblStylePr w:type="nwCell">
       <w:rPr>
-        <w:color w:val="FFFFFF" w:themeColor="background1"/>
+        <w:color w:val="000000"/>
       </w:rPr>
       <w:tblPr/>
       <w:tcPr>
@@ -9519,7 +9520,7 @@
       <w:rPr>
         <w:b/>
         <w:bCs/>
-        <w:color w:val="FFFFFF" w:themeColor="background1"/>
+        <w:color w:val="000000"/>
       </w:rPr>
       <w:tblPr/>
       <w:tcPr>
@@ -9539,7 +9540,7 @@
         <w:spacing w:before="0" w:after="0" w:line="240" w:lineRule="auto"/>
       </w:pPr>
       <w:rPr>
-        <w:color w:val="auto"/>
+        <w:color w:val="000000"/>
       </w:rPr>
       <w:tblPr/>
       <w:tcPr>
@@ -9558,7 +9559,7 @@
       <w:rPr>
         <w:b/>
         <w:bCs/>
-        <w:color w:val="FFFFFF" w:themeColor="background1"/>
+        <w:color w:val="000000"/>
       </w:rPr>
       <w:tblPr/>
       <w:tcPr>
@@ -9577,7 +9578,7 @@
       <w:rPr>
         <w:b/>
         <w:bCs/>
-        <w:color w:val="FFFFFF" w:themeColor="background1"/>
+        <w:color w:val="000000"/>
       </w:rPr>
       <w:tblPr/>
       <w:tcPr>
@@ -9623,7 +9624,7 @@
     </w:tblStylePr>
     <w:tblStylePr w:type="nwCell">
       <w:rPr>
-        <w:color w:val="FFFFFF" w:themeColor="background1"/>
+        <w:color w:val="000000"/>
       </w:rPr>
       <w:tblPr/>
       <w:tcPr>
@@ -9647,7 +9648,7 @@
       <w:spacing w:after="0" w:line="240" w:lineRule="auto"/>
     </w:pPr>
     <w:rPr>
-      <w:color w:val="000000" w:themeColor="text1"/>
+      <w:color w:val="000000"/>
     </w:rPr>
     <w:tblPr>
       <w:tblStyleRowBandSize w:val="1"/>
@@ -9680,7 +9681,7 @@
       <w:rPr>
         <w:b/>
         <w:bCs/>
-        <w:color w:val="1F497D" w:themeColor="text2"/>
+        <w:color w:val="000000"/>
       </w:rPr>
       <w:tblPr/>
       <w:tcPr>
@@ -9731,7 +9732,7 @@
       <w:spacing w:after="0" w:line="240" w:lineRule="auto"/>
     </w:pPr>
     <w:rPr>
-      <w:color w:val="000000" w:themeColor="text1"/>
+      <w:color w:val="000000"/>
     </w:rPr>
     <w:tblPr>
       <w:tblStyleRowBandSize w:val="1"/>
@@ -9764,7 +9765,7 @@
       <w:rPr>
         <w:b/>
         <w:bCs/>
-        <w:color w:val="1F497D" w:themeColor="text2"/>
+        <w:color w:val="000000"/>
       </w:rPr>
       <w:tblPr/>
       <w:tcPr>
@@ -9815,7 +9816,7 @@
       <w:spacing w:after="0" w:line="240" w:lineRule="auto"/>
     </w:pPr>
     <w:rPr>
-      <w:color w:val="000000" w:themeColor="text1"/>
+      <w:color w:val="000000"/>
     </w:rPr>
     <w:tblPr>
       <w:tblStyleRowBandSize w:val="1"/>
@@ -9848,7 +9849,7 @@
       <w:rPr>
         <w:b/>
         <w:bCs/>
-        <w:color w:val="1F497D" w:themeColor="text2"/>
+        <w:color w:val="000000"/>
       </w:rPr>
       <w:tblPr/>
       <w:tcPr>
@@ -9899,7 +9900,7 @@
       <w:spacing w:after="0" w:line="240" w:lineRule="auto"/>
     </w:pPr>
     <w:rPr>
-      <w:color w:val="000000" w:themeColor="text1"/>
+      <w:color w:val="000000"/>
     </w:rPr>
     <w:tblPr>
       <w:tblStyleRowBandSize w:val="1"/>
@@ -9932,7 +9933,7 @@
       <w:rPr>
         <w:b/>
         <w:bCs/>
-        <w:color w:val="1F497D" w:themeColor="text2"/>
+        <w:color w:val="000000"/>
       </w:rPr>
       <w:tblPr/>
       <w:tcPr>
@@ -9983,7 +9984,7 @@
       <w:spacing w:after="0" w:line="240" w:lineRule="auto"/>
     </w:pPr>
     <w:rPr>
-      <w:color w:val="000000" w:themeColor="text1"/>
+      <w:color w:val="000000"/>
     </w:rPr>
     <w:tblPr>
       <w:tblStyleRowBandSize w:val="1"/>
@@ -10016,7 +10017,7 @@
       <w:rPr>
         <w:b/>
         <w:bCs/>
-        <w:color w:val="1F497D" w:themeColor="text2"/>
+        <w:color w:val="000000"/>
       </w:rPr>
       <w:tblPr/>
       <w:tcPr>
@@ -10067,7 +10068,7 @@
       <w:spacing w:after="0" w:line="240" w:lineRule="auto"/>
     </w:pPr>
     <w:rPr>
-      <w:color w:val="000000" w:themeColor="text1"/>
+      <w:color w:val="000000"/>
     </w:rPr>
     <w:tblPr>
       <w:tblStyleRowBandSize w:val="1"/>
@@ -10100,7 +10101,7 @@
       <w:rPr>
         <w:b/>
         <w:bCs/>
-        <w:color w:val="1F497D" w:themeColor="text2"/>
+        <w:color w:val="000000"/>
       </w:rPr>
       <w:tblPr/>
       <w:tcPr>
@@ -10151,7 +10152,7 @@
       <w:spacing w:after="0" w:line="240" w:lineRule="auto"/>
     </w:pPr>
     <w:rPr>
-      <w:color w:val="000000" w:themeColor="text1"/>
+      <w:color w:val="000000"/>
     </w:rPr>
     <w:tblPr>
       <w:tblStyleRowBandSize w:val="1"/>
@@ -10184,7 +10185,7 @@
       <w:rPr>
         <w:b/>
         <w:bCs/>
-        <w:color w:val="1F497D" w:themeColor="text2"/>
+        <w:color w:val="000000"/>
       </w:rPr>
       <w:tblPr/>
       <w:tcPr>
@@ -10236,7 +10237,7 @@
     </w:pPr>
     <w:rPr>
       <w:rFonts w:asciiTheme="majorHAnsi" w:eastAsiaTheme="majorEastAsia" w:hAnsiTheme="majorHAnsi" w:cstheme="majorBidi"/>
-      <w:color w:val="000000" w:themeColor="text1"/>
+      <w:color w:val="000000"/>
     </w:rPr>
     <w:tblPr>
       <w:tblStyleRowBandSize w:val="1"/>
@@ -10364,7 +10365,7 @@
     </w:pPr>
     <w:rPr>
       <w:rFonts w:asciiTheme="majorHAnsi" w:eastAsiaTheme="majorEastAsia" w:hAnsiTheme="majorHAnsi" w:cstheme="majorBidi"/>
-      <w:color w:val="000000" w:themeColor="text1"/>
+      <w:color w:val="000000"/>
     </w:rPr>
     <w:tblPr>
       <w:tblStyleRowBandSize w:val="1"/>
@@ -10492,7 +10493,7 @@
     </w:pPr>
     <w:rPr>
       <w:rFonts w:asciiTheme="majorHAnsi" w:eastAsiaTheme="majorEastAsia" w:hAnsiTheme="majorHAnsi" w:cstheme="majorBidi"/>
-      <w:color w:val="000000" w:themeColor="text1"/>
+      <w:color w:val="000000"/>
     </w:rPr>
     <w:tblPr>
       <w:tblStyleRowBandSize w:val="1"/>
@@ -10620,7 +10621,7 @@
     </w:pPr>
     <w:rPr>
       <w:rFonts w:asciiTheme="majorHAnsi" w:eastAsiaTheme="majorEastAsia" w:hAnsiTheme="majorHAnsi" w:cstheme="majorBidi"/>
-      <w:color w:val="000000" w:themeColor="text1"/>
+      <w:color w:val="000000"/>
     </w:rPr>
     <w:tblPr>
       <w:tblStyleRowBandSize w:val="1"/>
@@ -10748,7 +10749,7 @@
     </w:pPr>
     <w:rPr>
       <w:rFonts w:asciiTheme="majorHAnsi" w:eastAsiaTheme="majorEastAsia" w:hAnsiTheme="majorHAnsi" w:cstheme="majorBidi"/>
-      <w:color w:val="000000" w:themeColor="text1"/>
+      <w:color w:val="000000"/>
     </w:rPr>
     <w:tblPr>
       <w:tblStyleRowBandSize w:val="1"/>
@@ -10876,7 +10877,7 @@
     </w:pPr>
     <w:rPr>
       <w:rFonts w:asciiTheme="majorHAnsi" w:eastAsiaTheme="majorEastAsia" w:hAnsiTheme="majorHAnsi" w:cstheme="majorBidi"/>
-      <w:color w:val="000000" w:themeColor="text1"/>
+      <w:color w:val="000000"/>
     </w:rPr>
     <w:tblPr>
       <w:tblStyleRowBandSize w:val="1"/>
@@ -11004,7 +11005,7 @@
     </w:pPr>
     <w:rPr>
       <w:rFonts w:asciiTheme="majorHAnsi" w:eastAsiaTheme="majorEastAsia" w:hAnsiTheme="majorHAnsi" w:cstheme="majorBidi"/>
-      <w:color w:val="000000" w:themeColor="text1"/>
+      <w:color w:val="000000"/>
     </w:rPr>
     <w:tblPr>
       <w:tblStyleRowBandSize w:val="1"/>
@@ -11643,7 +11644,7 @@
     </w:pPr>
     <w:rPr>
       <w:rFonts w:asciiTheme="majorHAnsi" w:eastAsiaTheme="majorEastAsia" w:hAnsiTheme="majorHAnsi" w:cstheme="majorBidi"/>
-      <w:color w:val="000000" w:themeColor="text1"/>
+      <w:color w:val="000000"/>
     </w:rPr>
     <w:tblPr>
       <w:tblStyleRowBandSize w:val="1"/>
@@ -11671,7 +11672,7 @@
       <w:rPr>
         <w:b/>
         <w:bCs/>
-        <w:color w:val="000000" w:themeColor="text1"/>
+        <w:color w:val="000000"/>
       </w:rPr>
       <w:tblPr/>
       <w:tcPr>
@@ -11682,7 +11683,7 @@
       <w:rPr>
         <w:b/>
         <w:bCs/>
-        <w:color w:val="000000" w:themeColor="text1"/>
+        <w:color w:val="000000"/>
       </w:rPr>
       <w:tblPr/>
       <w:tcPr>
@@ -11701,7 +11702,7 @@
       <w:rPr>
         <w:b/>
         <w:bCs/>
-        <w:color w:val="000000" w:themeColor="text1"/>
+        <w:color w:val="000000"/>
       </w:rPr>
       <w:tblPr/>
       <w:tcPr>
@@ -11720,7 +11721,7 @@
       <w:rPr>
         <w:b w:val="0"/>
         <w:bCs w:val="0"/>
-        <w:color w:val="000000" w:themeColor="text1"/>
+        <w:color w:val="000000"/>
       </w:rPr>
       <w:tblPr/>
       <w:tcPr>
@@ -11768,7 +11769,7 @@
     </w:pPr>
     <w:rPr>
       <w:rFonts w:asciiTheme="majorHAnsi" w:eastAsiaTheme="majorEastAsia" w:hAnsiTheme="majorHAnsi" w:cstheme="majorBidi"/>
-      <w:color w:val="000000" w:themeColor="text1"/>
+      <w:color w:val="000000"/>
     </w:rPr>
     <w:tblPr>
       <w:tblStyleRowBandSize w:val="1"/>
@@ -11796,7 +11797,7 @@
       <w:rPr>
         <w:b/>
         <w:bCs/>
-        <w:color w:val="000000" w:themeColor="text1"/>
+        <w:color w:val="000000"/>
       </w:rPr>
       <w:tblPr/>
       <w:tcPr>
@@ -11807,7 +11808,7 @@
       <w:rPr>
         <w:b/>
         <w:bCs/>
-        <w:color w:val="000000" w:themeColor="text1"/>
+        <w:color w:val="000000"/>
       </w:rPr>
       <w:tblPr/>
       <w:tcPr>
@@ -11826,7 +11827,7 @@
       <w:rPr>
         <w:b/>
         <w:bCs/>
-        <w:color w:val="000000" w:themeColor="text1"/>
+        <w:color w:val="000000"/>
       </w:rPr>
       <w:tblPr/>
       <w:tcPr>
@@ -11845,7 +11846,7 @@
       <w:rPr>
         <w:b w:val="0"/>
         <w:bCs w:val="0"/>
-        <w:color w:val="000000" w:themeColor="text1"/>
+        <w:color w:val="000000"/>
       </w:rPr>
       <w:tblPr/>
       <w:tcPr>
@@ -11893,7 +11894,7 @@
     </w:pPr>
     <w:rPr>
       <w:rFonts w:asciiTheme="majorHAnsi" w:eastAsiaTheme="majorEastAsia" w:hAnsiTheme="majorHAnsi" w:cstheme="majorBidi"/>
-      <w:color w:val="000000" w:themeColor="text1"/>
+      <w:color w:val="000000"/>
     </w:rPr>
     <w:tblPr>
       <w:tblStyleRowBandSize w:val="1"/>
@@ -11921,7 +11922,7 @@
       <w:rPr>
         <w:b/>
         <w:bCs/>
-        <w:color w:val="000000" w:themeColor="text1"/>
+        <w:color w:val="000000"/>
       </w:rPr>
       <w:tblPr/>
       <w:tcPr>
@@ -11932,7 +11933,7 @@
       <w:rPr>
         <w:b/>
         <w:bCs/>
-        <w:color w:val="000000" w:themeColor="text1"/>
+        <w:color w:val="000000"/>
       </w:rPr>
       <w:tblPr/>
       <w:tcPr>
@@ -11951,7 +11952,7 @@
       <w:rPr>
         <w:b/>
         <w:bCs/>
-        <w:color w:val="000000" w:themeColor="text1"/>
+        <w:color w:val="000000"/>
       </w:rPr>
       <w:tblPr/>
       <w:tcPr>
@@ -11970,7 +11971,7 @@
       <w:rPr>
         <w:b w:val="0"/>
         <w:bCs w:val="0"/>
-        <w:color w:val="000000" w:themeColor="text1"/>
+        <w:color w:val="000000"/>
       </w:rPr>
       <w:tblPr/>
       <w:tcPr>
@@ -12018,7 +12019,7 @@
     </w:pPr>
     <w:rPr>
       <w:rFonts w:asciiTheme="majorHAnsi" w:eastAsiaTheme="majorEastAsia" w:hAnsiTheme="majorHAnsi" w:cstheme="majorBidi"/>
-      <w:color w:val="000000" w:themeColor="text1"/>
+      <w:color w:val="000000"/>
     </w:rPr>
     <w:tblPr>
       <w:tblStyleRowBandSize w:val="1"/>
@@ -12046,7 +12047,7 @@
       <w:rPr>
         <w:b/>
         <w:bCs/>
-        <w:color w:val="000000" w:themeColor="text1"/>
+        <w:color w:val="000000"/>
       </w:rPr>
       <w:tblPr/>
       <w:tcPr>
@@ -12057,7 +12058,7 @@
       <w:rPr>
         <w:b/>
         <w:bCs/>
-        <w:color w:val="000000" w:themeColor="text1"/>
+        <w:color w:val="000000"/>
       </w:rPr>
       <w:tblPr/>
       <w:tcPr>
@@ -12076,7 +12077,7 @@
       <w:rPr>
         <w:b/>
         <w:bCs/>
-        <w:color w:val="000000" w:themeColor="text1"/>
+        <w:color w:val="000000"/>
       </w:rPr>
       <w:tblPr/>
       <w:tcPr>
@@ -12095,7 +12096,7 @@
       <w:rPr>
         <w:b w:val="0"/>
         <w:bCs w:val="0"/>
-        <w:color w:val="000000" w:themeColor="text1"/>
+        <w:color w:val="000000"/>
       </w:rPr>
       <w:tblPr/>
       <w:tcPr>
@@ -12143,7 +12144,7 @@
     </w:pPr>
     <w:rPr>
       <w:rFonts w:asciiTheme="majorHAnsi" w:eastAsiaTheme="majorEastAsia" w:hAnsiTheme="majorHAnsi" w:cstheme="majorBidi"/>
-      <w:color w:val="000000" w:themeColor="text1"/>
+      <w:color w:val="000000"/>
     </w:rPr>
     <w:tblPr>
       <w:tblStyleRowBandSize w:val="1"/>
@@ -12171,7 +12172,7 @@
       <w:rPr>
         <w:b/>
         <w:bCs/>
-        <w:color w:val="000000" w:themeColor="text1"/>
+        <w:color w:val="000000"/>
       </w:rPr>
       <w:tblPr/>
       <w:tcPr>
@@ -12182,7 +12183,7 @@
       <w:rPr>
         <w:b/>
         <w:bCs/>
-        <w:color w:val="000000" w:themeColor="text1"/>
+        <w:color w:val="000000"/>
       </w:rPr>
       <w:tblPr/>
       <w:tcPr>
@@ -12201,7 +12202,7 @@
       <w:rPr>
         <w:b/>
         <w:bCs/>
-        <w:color w:val="000000" w:themeColor="text1"/>
+        <w:color w:val="000000"/>
       </w:rPr>
       <w:tblPr/>
       <w:tcPr>
@@ -12220,7 +12221,7 @@
       <w:rPr>
         <w:b w:val="0"/>
         <w:bCs w:val="0"/>
-        <w:color w:val="000000" w:themeColor="text1"/>
+        <w:color w:val="000000"/>
       </w:rPr>
       <w:tblPr/>
       <w:tcPr>
@@ -12268,7 +12269,7 @@
     </w:pPr>
     <w:rPr>
       <w:rFonts w:asciiTheme="majorHAnsi" w:eastAsiaTheme="majorEastAsia" w:hAnsiTheme="majorHAnsi" w:cstheme="majorBidi"/>
-      <w:color w:val="000000" w:themeColor="text1"/>
+      <w:color w:val="000000"/>
     </w:rPr>
     <w:tblPr>
       <w:tblStyleRowBandSize w:val="1"/>
@@ -12296,7 +12297,7 @@
       <w:rPr>
         <w:b/>
         <w:bCs/>
-        <w:color w:val="000000" w:themeColor="text1"/>
+        <w:color w:val="000000"/>
       </w:rPr>
       <w:tblPr/>
       <w:tcPr>
@@ -12307,7 +12308,7 @@
       <w:rPr>
         <w:b/>
         <w:bCs/>
-        <w:color w:val="000000" w:themeColor="text1"/>
+        <w:color w:val="000000"/>
       </w:rPr>
       <w:tblPr/>
       <w:tcPr>
@@ -12326,7 +12327,7 @@
       <w:rPr>
         <w:b/>
         <w:bCs/>
-        <w:color w:val="000000" w:themeColor="text1"/>
+        <w:color w:val="000000"/>
       </w:rPr>
       <w:tblPr/>
       <w:tcPr>
@@ -12345,7 +12346,7 @@
       <w:rPr>
         <w:b w:val="0"/>
         <w:bCs w:val="0"/>
-        <w:color w:val="000000" w:themeColor="text1"/>
+        <w:color w:val="000000"/>
       </w:rPr>
       <w:tblPr/>
       <w:tcPr>
@@ -12393,7 +12394,7 @@
     </w:pPr>
     <w:rPr>
       <w:rFonts w:asciiTheme="majorHAnsi" w:eastAsiaTheme="majorEastAsia" w:hAnsiTheme="majorHAnsi" w:cstheme="majorBidi"/>
-      <w:color w:val="000000" w:themeColor="text1"/>
+      <w:color w:val="000000"/>
     </w:rPr>
     <w:tblPr>
       <w:tblStyleRowBandSize w:val="1"/>
@@ -12421,7 +12422,7 @@
       <w:rPr>
         <w:b/>
         <w:bCs/>
-        <w:color w:val="000000" w:themeColor="text1"/>
+        <w:color w:val="000000"/>
       </w:rPr>
       <w:tblPr/>
       <w:tcPr>
@@ -12432,7 +12433,7 @@
       <w:rPr>
         <w:b/>
         <w:bCs/>
-        <w:color w:val="000000" w:themeColor="text1"/>
+        <w:color w:val="000000"/>
       </w:rPr>
       <w:tblPr/>
       <w:tcPr>
@@ -12451,7 +12452,7 @@
       <w:rPr>
         <w:b/>
         <w:bCs/>
-        <w:color w:val="000000" w:themeColor="text1"/>
+        <w:color w:val="000000"/>
       </w:rPr>
       <w:tblPr/>
       <w:tcPr>
@@ -12470,7 +12471,7 @@
       <w:rPr>
         <w:b w:val="0"/>
         <w:bCs w:val="0"/>
-        <w:color w:val="000000" w:themeColor="text1"/>
+        <w:color w:val="000000"/>
       </w:rPr>
       <w:tblPr/>
       <w:tcPr>
@@ -12544,7 +12545,7 @@
         <w:bCs/>
         <w:i w:val="0"/>
         <w:iCs w:val="0"/>
-        <w:color w:val="FFFFFF" w:themeColor="background1"/>
+        <w:color w:val="000000"/>
       </w:rPr>
       <w:tblPr/>
       <w:tcPr>
@@ -12565,7 +12566,7 @@
         <w:bCs/>
         <w:i w:val="0"/>
         <w:iCs w:val="0"/>
-        <w:color w:val="FFFFFF" w:themeColor="background1"/>
+        <w:color w:val="000000"/>
       </w:rPr>
       <w:tblPr/>
       <w:tcPr>
@@ -12586,7 +12587,7 @@
         <w:bCs/>
         <w:i w:val="0"/>
         <w:iCs w:val="0"/>
-        <w:color w:val="FFFFFF" w:themeColor="background1"/>
+        <w:color w:val="000000"/>
       </w:rPr>
       <w:tblPr/>
       <w:tcPr>
@@ -12605,7 +12606,7 @@
         <w:bCs/>
         <w:i w:val="0"/>
         <w:iCs w:val="0"/>
-        <w:color w:val="FFFFFF" w:themeColor="background1"/>
+        <w:color w:val="000000"/>
       </w:rPr>
       <w:tblPr/>
       <w:tcPr>
@@ -12685,7 +12686,7 @@
         <w:bCs/>
         <w:i w:val="0"/>
         <w:iCs w:val="0"/>
-        <w:color w:val="FFFFFF" w:themeColor="background1"/>
+        <w:color w:val="000000"/>
       </w:rPr>
       <w:tblPr/>
       <w:tcPr>
@@ -12706,7 +12707,7 @@
         <w:bCs/>
         <w:i w:val="0"/>
         <w:iCs w:val="0"/>
-        <w:color w:val="FFFFFF" w:themeColor="background1"/>
+        <w:color w:val="000000"/>
       </w:rPr>
       <w:tblPr/>
       <w:tcPr>
@@ -12727,7 +12728,7 @@
         <w:bCs/>
         <w:i w:val="0"/>
         <w:iCs w:val="0"/>
-        <w:color w:val="FFFFFF" w:themeColor="background1"/>
+        <w:color w:val="000000"/>
       </w:rPr>
       <w:tblPr/>
       <w:tcPr>
@@ -12746,7 +12747,7 @@
         <w:bCs/>
         <w:i w:val="0"/>
         <w:iCs w:val="0"/>
-        <w:color w:val="FFFFFF" w:themeColor="background1"/>
+        <w:color w:val="000000"/>
       </w:rPr>
       <w:tblPr/>
       <w:tcPr>
@@ -12826,7 +12827,7 @@
         <w:bCs/>
         <w:i w:val="0"/>
         <w:iCs w:val="0"/>
-        <w:color w:val="FFFFFF" w:themeColor="background1"/>
+        <w:color w:val="000000"/>
       </w:rPr>
       <w:tblPr/>
       <w:tcPr>
@@ -12847,7 +12848,7 @@
         <w:bCs/>
         <w:i w:val="0"/>
         <w:iCs w:val="0"/>
-        <w:color w:val="FFFFFF" w:themeColor="background1"/>
+        <w:color w:val="000000"/>
       </w:rPr>
       <w:tblPr/>
       <w:tcPr>
@@ -12868,7 +12869,7 @@
         <w:bCs/>
         <w:i w:val="0"/>
         <w:iCs w:val="0"/>
-        <w:color w:val="FFFFFF" w:themeColor="background1"/>
+        <w:color w:val="000000"/>
       </w:rPr>
       <w:tblPr/>
       <w:tcPr>
@@ -12887,7 +12888,7 @@
         <w:bCs/>
         <w:i w:val="0"/>
         <w:iCs w:val="0"/>
-        <w:color w:val="FFFFFF" w:themeColor="background1"/>
+        <w:color w:val="000000"/>
       </w:rPr>
       <w:tblPr/>
       <w:tcPr>
@@ -12967,7 +12968,7 @@
         <w:bCs/>
         <w:i w:val="0"/>
         <w:iCs w:val="0"/>
-        <w:color w:val="FFFFFF" w:themeColor="background1"/>
+        <w:color w:val="000000"/>
       </w:rPr>
       <w:tblPr/>
       <w:tcPr>
@@ -12988,7 +12989,7 @@
         <w:bCs/>
         <w:i w:val="0"/>
         <w:iCs w:val="0"/>
-        <w:color w:val="FFFFFF" w:themeColor="background1"/>
+        <w:color w:val="000000"/>
       </w:rPr>
       <w:tblPr/>
       <w:tcPr>
@@ -13009,7 +13010,7 @@
         <w:bCs/>
         <w:i w:val="0"/>
         <w:iCs w:val="0"/>
-        <w:color w:val="FFFFFF" w:themeColor="background1"/>
+        <w:color w:val="000000"/>
       </w:rPr>
       <w:tblPr/>
       <w:tcPr>
@@ -13028,7 +13029,7 @@
         <w:bCs/>
         <w:i w:val="0"/>
         <w:iCs w:val="0"/>
-        <w:color w:val="FFFFFF" w:themeColor="background1"/>
+        <w:color w:val="000000"/>
       </w:rPr>
       <w:tblPr/>
       <w:tcPr>
@@ -13108,7 +13109,7 @@
         <w:bCs/>
         <w:i w:val="0"/>
         <w:iCs w:val="0"/>
-        <w:color w:val="FFFFFF" w:themeColor="background1"/>
+        <w:color w:val="000000"/>
       </w:rPr>
       <w:tblPr/>
       <w:tcPr>
@@ -13129,7 +13130,7 @@
         <w:bCs/>
         <w:i w:val="0"/>
         <w:iCs w:val="0"/>
-        <w:color w:val="FFFFFF" w:themeColor="background1"/>
+        <w:color w:val="000000"/>
       </w:rPr>
       <w:tblPr/>
       <w:tcPr>
@@ -13150,7 +13151,7 @@
         <w:bCs/>
         <w:i w:val="0"/>
         <w:iCs w:val="0"/>
-        <w:color w:val="FFFFFF" w:themeColor="background1"/>
+        <w:color w:val="000000"/>
       </w:rPr>
       <w:tblPr/>
       <w:tcPr>
@@ -13169,7 +13170,7 @@
         <w:bCs/>
         <w:i w:val="0"/>
         <w:iCs w:val="0"/>
-        <w:color w:val="FFFFFF" w:themeColor="background1"/>
+        <w:color w:val="000000"/>
       </w:rPr>
       <w:tblPr/>
       <w:tcPr>
@@ -13249,7 +13250,7 @@
         <w:bCs/>
         <w:i w:val="0"/>
         <w:iCs w:val="0"/>
-        <w:color w:val="FFFFFF" w:themeColor="background1"/>
+        <w:color w:val="000000"/>
       </w:rPr>
       <w:tblPr/>
       <w:tcPr>
@@ -13270,7 +13271,7 @@
         <w:bCs/>
         <w:i w:val="0"/>
         <w:iCs w:val="0"/>
-        <w:color w:val="FFFFFF" w:themeColor="background1"/>
+        <w:color w:val="000000"/>
       </w:rPr>
       <w:tblPr/>
       <w:tcPr>
@@ -13291,7 +13292,7 @@
         <w:bCs/>
         <w:i w:val="0"/>
         <w:iCs w:val="0"/>
-        <w:color w:val="FFFFFF" w:themeColor="background1"/>
+        <w:color w:val="000000"/>
       </w:rPr>
       <w:tblPr/>
       <w:tcPr>
@@ -13310,7 +13311,7 @@
         <w:bCs/>
         <w:i w:val="0"/>
         <w:iCs w:val="0"/>
-        <w:color w:val="FFFFFF" w:themeColor="background1"/>
+        <w:color w:val="000000"/>
       </w:rPr>
       <w:tblPr/>
       <w:tcPr>
@@ -13390,7 +13391,7 @@
         <w:bCs/>
         <w:i w:val="0"/>
         <w:iCs w:val="0"/>
-        <w:color w:val="FFFFFF" w:themeColor="background1"/>
+        <w:color w:val="000000"/>
       </w:rPr>
       <w:tblPr/>
       <w:tcPr>
@@ -13411,7 +13412,7 @@
         <w:bCs/>
         <w:i w:val="0"/>
         <w:iCs w:val="0"/>
-        <w:color w:val="FFFFFF" w:themeColor="background1"/>
+        <w:color w:val="000000"/>
       </w:rPr>
       <w:tblPr/>
       <w:tcPr>
@@ -13432,7 +13433,7 @@
         <w:bCs/>
         <w:i w:val="0"/>
         <w:iCs w:val="0"/>
-        <w:color w:val="FFFFFF" w:themeColor="background1"/>
+        <w:color w:val="000000"/>
       </w:rPr>
       <w:tblPr/>
       <w:tcPr>
@@ -13451,7 +13452,7 @@
         <w:bCs/>
         <w:i w:val="0"/>
         <w:iCs w:val="0"/>
-        <w:color w:val="FFFFFF" w:themeColor="background1"/>
+        <w:color w:val="000000"/>
       </w:rPr>
       <w:tblPr/>
       <w:tcPr>
@@ -13504,7 +13505,7 @@
       <w:spacing w:after="0" w:line="240" w:lineRule="auto"/>
     </w:pPr>
     <w:rPr>
-      <w:color w:val="FFFFFF" w:themeColor="background1"/>
+      <w:color w:val="000000"/>
     </w:rPr>
     <w:tblPr>
       <w:tblStyleRowBandSize w:val="1"/>
@@ -13618,7 +13619,7 @@
       <w:spacing w:after="0" w:line="240" w:lineRule="auto"/>
     </w:pPr>
     <w:rPr>
-      <w:color w:val="FFFFFF" w:themeColor="background1"/>
+      <w:color w:val="000000"/>
     </w:rPr>
     <w:tblPr>
       <w:tblStyleRowBandSize w:val="1"/>
@@ -13732,7 +13733,7 @@
       <w:spacing w:after="0" w:line="240" w:lineRule="auto"/>
     </w:pPr>
     <w:rPr>
-      <w:color w:val="FFFFFF" w:themeColor="background1"/>
+      <w:color w:val="000000"/>
     </w:rPr>
     <w:tblPr>
       <w:tblStyleRowBandSize w:val="1"/>
@@ -13846,7 +13847,7 @@
       <w:spacing w:after="0" w:line="240" w:lineRule="auto"/>
     </w:pPr>
     <w:rPr>
-      <w:color w:val="FFFFFF" w:themeColor="background1"/>
+      <w:color w:val="000000"/>
     </w:rPr>
     <w:tblPr>
       <w:tblStyleRowBandSize w:val="1"/>
@@ -13960,7 +13961,7 @@
       <w:spacing w:after="0" w:line="240" w:lineRule="auto"/>
     </w:pPr>
     <w:rPr>
-      <w:color w:val="FFFFFF" w:themeColor="background1"/>
+      <w:color w:val="000000"/>
     </w:rPr>
     <w:tblPr>
       <w:tblStyleRowBandSize w:val="1"/>
@@ -14074,7 +14075,7 @@
       <w:spacing w:after="0" w:line="240" w:lineRule="auto"/>
     </w:pPr>
     <w:rPr>
-      <w:color w:val="FFFFFF" w:themeColor="background1"/>
+      <w:color w:val="000000"/>
     </w:rPr>
     <w:tblPr>
       <w:tblStyleRowBandSize w:val="1"/>
@@ -14188,7 +14189,7 @@
       <w:spacing w:after="0" w:line="240" w:lineRule="auto"/>
     </w:pPr>
     <w:rPr>
-      <w:color w:val="FFFFFF" w:themeColor="background1"/>
+      <w:color w:val="000000"/>
     </w:rPr>
     <w:tblPr>
       <w:tblStyleRowBandSize w:val="1"/>
@@ -14302,7 +14303,7 @@
       <w:spacing w:after="0" w:line="240" w:lineRule="auto"/>
     </w:pPr>
     <w:rPr>
-      <w:color w:val="000000" w:themeColor="text1"/>
+      <w:color w:val="000000"/>
     </w:rPr>
     <w:tblPr>
       <w:tblStyleRowBandSize w:val="1"/>
@@ -14348,7 +14349,7 @@
       <w:rPr>
         <w:b/>
         <w:bCs/>
-        <w:color w:val="FFFFFF" w:themeColor="background1"/>
+        <w:color w:val="000000"/>
       </w:rPr>
       <w:tblPr/>
       <w:tcPr>
@@ -14360,7 +14361,7 @@
     </w:tblStylePr>
     <w:tblStylePr w:type="firstCol">
       <w:rPr>
-        <w:color w:val="FFFFFF" w:themeColor="background1"/>
+        <w:color w:val="000000"/>
       </w:rPr>
       <w:tblPr/>
       <w:tcPr>
@@ -14377,7 +14378,7 @@
     </w:tblStylePr>
     <w:tblStylePr w:type="lastCol">
       <w:rPr>
-        <w:color w:val="FFFFFF" w:themeColor="background1"/>
+        <w:color w:val="000000"/>
       </w:rPr>
       <w:tblPr/>
       <w:tcPr>
@@ -14406,12 +14407,12 @@
     </w:tblStylePr>
     <w:tblStylePr w:type="neCell">
       <w:rPr>
-        <w:color w:val="000000" w:themeColor="text1"/>
+        <w:color w:val="000000"/>
       </w:rPr>
     </w:tblStylePr>
     <w:tblStylePr w:type="nwCell">
       <w:rPr>
-        <w:color w:val="000000" w:themeColor="text1"/>
+        <w:color w:val="000000"/>
       </w:rPr>
     </w:tblStylePr>
   </w:style>
@@ -14424,7 +14425,7 @@
       <w:spacing w:after="0" w:line="240" w:lineRule="auto"/>
     </w:pPr>
     <w:rPr>
-      <w:color w:val="000000" w:themeColor="text1"/>
+      <w:color w:val="000000"/>
     </w:rPr>
     <w:tblPr>
       <w:tblStyleRowBandSize w:val="1"/>
@@ -14470,7 +14471,7 @@
       <w:rPr>
         <w:b/>
         <w:bCs/>
-        <w:color w:val="FFFFFF" w:themeColor="background1"/>
+        <w:color w:val="000000"/>
       </w:rPr>
       <w:tblPr/>
       <w:tcPr>
@@ -14482,7 +14483,7 @@
     </w:tblStylePr>
     <w:tblStylePr w:type="firstCol">
       <w:rPr>
-        <w:color w:val="FFFFFF" w:themeColor="background1"/>
+        <w:color w:val="000000"/>
       </w:rPr>
       <w:tblPr/>
       <w:tcPr>
@@ -14499,7 +14500,7 @@
     </w:tblStylePr>
     <w:tblStylePr w:type="lastCol">
       <w:rPr>
-        <w:color w:val="FFFFFF" w:themeColor="background1"/>
+        <w:color w:val="000000"/>
       </w:rPr>
       <w:tblPr/>
       <w:tcPr>
@@ -14528,12 +14529,12 @@
     </w:tblStylePr>
     <w:tblStylePr w:type="neCell">
       <w:rPr>
-        <w:color w:val="000000" w:themeColor="text1"/>
+        <w:color w:val="000000"/>
       </w:rPr>
     </w:tblStylePr>
     <w:tblStylePr w:type="nwCell">
       <w:rPr>
-        <w:color w:val="000000" w:themeColor="text1"/>
+        <w:color w:val="000000"/>
       </w:rPr>
     </w:tblStylePr>
   </w:style>
@@ -14546,7 +14547,7 @@
       <w:spacing w:after="0" w:line="240" w:lineRule="auto"/>
     </w:pPr>
     <w:rPr>
-      <w:color w:val="000000" w:themeColor="text1"/>
+      <w:color w:val="000000"/>
     </w:rPr>
     <w:tblPr>
       <w:tblStyleRowBandSize w:val="1"/>
@@ -14592,7 +14593,7 @@
       <w:rPr>
         <w:b/>
         <w:bCs/>
-        <w:color w:val="FFFFFF" w:themeColor="background1"/>
+        <w:color w:val="000000"/>
       </w:rPr>
       <w:tblPr/>
       <w:tcPr>
@@ -14604,7 +14605,7 @@
     </w:tblStylePr>
     <w:tblStylePr w:type="firstCol">
       <w:rPr>
-        <w:color w:val="FFFFFF" w:themeColor="background1"/>
+        <w:color w:val="000000"/>
       </w:rPr>
       <w:tblPr/>
       <w:tcPr>
@@ -14621,7 +14622,7 @@
     </w:tblStylePr>
     <w:tblStylePr w:type="lastCol">
       <w:rPr>
-        <w:color w:val="FFFFFF" w:themeColor="background1"/>
+        <w:color w:val="000000"/>
       </w:rPr>
       <w:tblPr/>
       <w:tcPr>
@@ -14650,12 +14651,12 @@
     </w:tblStylePr>
     <w:tblStylePr w:type="neCell">
       <w:rPr>
-        <w:color w:val="000000" w:themeColor="text1"/>
+        <w:color w:val="000000"/>
       </w:rPr>
     </w:tblStylePr>
     <w:tblStylePr w:type="nwCell">
       <w:rPr>
-        <w:color w:val="000000" w:themeColor="text1"/>
+        <w:color w:val="000000"/>
       </w:rPr>
     </w:tblStylePr>
   </w:style>
@@ -14668,7 +14669,7 @@
       <w:spacing w:after="0" w:line="240" w:lineRule="auto"/>
     </w:pPr>
     <w:rPr>
-      <w:color w:val="000000" w:themeColor="text1"/>
+      <w:color w:val="000000"/>
     </w:rPr>
     <w:tblPr>
       <w:tblStyleRowBandSize w:val="1"/>
@@ -14714,7 +14715,7 @@
       <w:rPr>
         <w:b/>
         <w:bCs/>
-        <w:color w:val="FFFFFF" w:themeColor="background1"/>
+        <w:color w:val="000000"/>
       </w:rPr>
       <w:tblPr/>
       <w:tcPr>
@@ -14726,7 +14727,7 @@
     </w:tblStylePr>
     <w:tblStylePr w:type="firstCol">
       <w:rPr>
-        <w:color w:val="FFFFFF" w:themeColor="background1"/>
+        <w:color w:val="000000"/>
       </w:rPr>
       <w:tblPr/>
       <w:tcPr>
@@ -14743,7 +14744,7 @@
     </w:tblStylePr>
     <w:tblStylePr w:type="lastCol">
       <w:rPr>
-        <w:color w:val="FFFFFF" w:themeColor="background1"/>
+        <w:color w:val="000000"/>
       </w:rPr>
       <w:tblPr/>
       <w:tcPr>
@@ -14780,7 +14781,7 @@
       <w:spacing w:after="0" w:line="240" w:lineRule="auto"/>
     </w:pPr>
     <w:rPr>
-      <w:color w:val="000000" w:themeColor="text1"/>
+      <w:color w:val="000000"/>
     </w:rPr>
     <w:tblPr>
       <w:tblStyleRowBandSize w:val="1"/>
@@ -14826,7 +14827,7 @@
       <w:rPr>
         <w:b/>
         <w:bCs/>
-        <w:color w:val="FFFFFF" w:themeColor="background1"/>
+        <w:color w:val="000000"/>
       </w:rPr>
       <w:tblPr/>
       <w:tcPr>
@@ -14838,7 +14839,7 @@
     </w:tblStylePr>
     <w:tblStylePr w:type="firstCol">
       <w:rPr>
-        <w:color w:val="FFFFFF" w:themeColor="background1"/>
+        <w:color w:val="000000"/>
       </w:rPr>
       <w:tblPr/>
       <w:tcPr>
@@ -14855,7 +14856,7 @@
     </w:tblStylePr>
     <w:tblStylePr w:type="lastCol">
       <w:rPr>
-        <w:color w:val="FFFFFF" w:themeColor="background1"/>
+        <w:color w:val="000000"/>
       </w:rPr>
       <w:tblPr/>
       <w:tcPr>
@@ -14884,12 +14885,12 @@
     </w:tblStylePr>
     <w:tblStylePr w:type="neCell">
       <w:rPr>
-        <w:color w:val="000000" w:themeColor="text1"/>
+        <w:color w:val="000000"/>
       </w:rPr>
     </w:tblStylePr>
     <w:tblStylePr w:type="nwCell">
       <w:rPr>
-        <w:color w:val="000000" w:themeColor="text1"/>
+        <w:color w:val="000000"/>
       </w:rPr>
     </w:tblStylePr>
   </w:style>
@@ -14902,7 +14903,7 @@
       <w:spacing w:after="0" w:line="240" w:lineRule="auto"/>
     </w:pPr>
     <w:rPr>
-      <w:color w:val="000000" w:themeColor="text1"/>
+      <w:color w:val="000000"/>
     </w:rPr>
     <w:tblPr>
       <w:tblStyleRowBandSize w:val="1"/>
@@ -14948,7 +14949,7 @@
       <w:rPr>
         <w:b/>
         <w:bCs/>
-        <w:color w:val="FFFFFF" w:themeColor="background1"/>
+        <w:color w:val="000000"/>
       </w:rPr>
       <w:tblPr/>
       <w:tcPr>
@@ -14960,7 +14961,7 @@
     </w:tblStylePr>
     <w:tblStylePr w:type="firstCol">
       <w:rPr>
-        <w:color w:val="FFFFFF" w:themeColor="background1"/>
+        <w:color w:val="000000"/>
       </w:rPr>
       <w:tblPr/>
       <w:tcPr>
@@ -14977,7 +14978,7 @@
     </w:tblStylePr>
     <w:tblStylePr w:type="lastCol">
       <w:rPr>
-        <w:color w:val="FFFFFF" w:themeColor="background1"/>
+        <w:color w:val="000000"/>
       </w:rPr>
       <w:tblPr/>
       <w:tcPr>
@@ -15006,12 +15007,12 @@
     </w:tblStylePr>
     <w:tblStylePr w:type="neCell">
       <w:rPr>
-        <w:color w:val="000000" w:themeColor="text1"/>
+        <w:color w:val="000000"/>
       </w:rPr>
     </w:tblStylePr>
     <w:tblStylePr w:type="nwCell">
       <w:rPr>
-        <w:color w:val="000000" w:themeColor="text1"/>
+        <w:color w:val="000000"/>
       </w:rPr>
     </w:tblStylePr>
   </w:style>
@@ -15024,7 +15025,7 @@
       <w:spacing w:after="0" w:line="240" w:lineRule="auto"/>
     </w:pPr>
     <w:rPr>
-      <w:color w:val="000000" w:themeColor="text1"/>
+      <w:color w:val="000000"/>
     </w:rPr>
     <w:tblPr>
       <w:tblStyleRowBandSize w:val="1"/>
@@ -15070,7 +15071,7 @@
       <w:rPr>
         <w:b/>
         <w:bCs/>
-        <w:color w:val="FFFFFF" w:themeColor="background1"/>
+        <w:color w:val="000000"/>
       </w:rPr>
       <w:tblPr/>
       <w:tcPr>
@@ -15082,7 +15083,7 @@
     </w:tblStylePr>
     <w:tblStylePr w:type="firstCol">
       <w:rPr>
-        <w:color w:val="FFFFFF" w:themeColor="background1"/>
+        <w:color w:val="000000"/>
       </w:rPr>
       <w:tblPr/>
       <w:tcPr>
@@ -15099,7 +15100,7 @@
     </w:tblStylePr>
     <w:tblStylePr w:type="lastCol">
       <w:rPr>
-        <w:color w:val="FFFFFF" w:themeColor="background1"/>
+        <w:color w:val="000000"/>
       </w:rPr>
       <w:tblPr/>
       <w:tcPr>
@@ -15128,12 +15129,12 @@
     </w:tblStylePr>
     <w:tblStylePr w:type="neCell">
       <w:rPr>
-        <w:color w:val="000000" w:themeColor="text1"/>
+        <w:color w:val="000000"/>
       </w:rPr>
     </w:tblStylePr>
     <w:tblStylePr w:type="nwCell">
       <w:rPr>
-        <w:color w:val="000000" w:themeColor="text1"/>
+        <w:color w:val="000000"/>
       </w:rPr>
     </w:tblStylePr>
   </w:style>
@@ -15146,7 +15147,7 @@
       <w:spacing w:after="0" w:line="240" w:lineRule="auto"/>
     </w:pPr>
     <w:rPr>
-      <w:color w:val="000000" w:themeColor="text1"/>
+      <w:color w:val="000000"/>
     </w:rPr>
     <w:tblPr>
       <w:tblStyleRowBandSize w:val="1"/>
@@ -15166,7 +15167,7 @@
       <w:rPr>
         <w:b/>
         <w:bCs/>
-        <w:color w:val="FFFFFF" w:themeColor="background1"/>
+        <w:color w:val="000000"/>
       </w:rPr>
       <w:tblPr/>
       <w:tcPr>
@@ -15180,7 +15181,7 @@
       <w:rPr>
         <w:b/>
         <w:bCs/>
-        <w:color w:val="9E3A38" w:themeColor="accent2" w:themeShade="CC"/>
+        <w:color w:val="000000"/>
       </w:rPr>
       <w:tblPr/>
       <w:tcPr>
@@ -15232,7 +15233,7 @@
       <w:spacing w:after="0" w:line="240" w:lineRule="auto"/>
     </w:pPr>
     <w:rPr>
-      <w:color w:val="000000" w:themeColor="text1"/>
+      <w:color w:val="000000"/>
     </w:rPr>
     <w:tblPr>
       <w:tblStyleRowBandSize w:val="1"/>
@@ -15252,7 +15253,7 @@
       <w:rPr>
         <w:b/>
         <w:bCs/>
-        <w:color w:val="FFFFFF" w:themeColor="background1"/>
+        <w:color w:val="000000"/>
       </w:rPr>
       <w:tblPr/>
       <w:tcPr>
@@ -15266,7 +15267,7 @@
       <w:rPr>
         <w:b/>
         <w:bCs/>
-        <w:color w:val="9E3A38" w:themeColor="accent2" w:themeShade="CC"/>
+        <w:color w:val="000000"/>
       </w:rPr>
       <w:tblPr/>
       <w:tcPr>
@@ -15318,7 +15319,7 @@
       <w:spacing w:after="0" w:line="240" w:lineRule="auto"/>
     </w:pPr>
     <w:rPr>
-      <w:color w:val="000000" w:themeColor="text1"/>
+      <w:color w:val="000000"/>
     </w:rPr>
     <w:tblPr>
       <w:tblStyleRowBandSize w:val="1"/>
@@ -15338,7 +15339,7 @@
       <w:rPr>
         <w:b/>
         <w:bCs/>
-        <w:color w:val="FFFFFF" w:themeColor="background1"/>
+        <w:color w:val="000000"/>
       </w:rPr>
       <w:tblPr/>
       <w:tcPr>
@@ -15352,7 +15353,7 @@
       <w:rPr>
         <w:b/>
         <w:bCs/>
-        <w:color w:val="9E3A38" w:themeColor="accent2" w:themeShade="CC"/>
+        <w:color w:val="000000"/>
       </w:rPr>
       <w:tblPr/>
       <w:tcPr>
@@ -15404,7 +15405,7 @@
       <w:spacing w:after="0" w:line="240" w:lineRule="auto"/>
     </w:pPr>
     <w:rPr>
-      <w:color w:val="000000" w:themeColor="text1"/>
+      <w:color w:val="000000"/>
     </w:rPr>
     <w:tblPr>
       <w:tblStyleRowBandSize w:val="1"/>
@@ -15424,7 +15425,7 @@
       <w:rPr>
         <w:b/>
         <w:bCs/>
-        <w:color w:val="FFFFFF" w:themeColor="background1"/>
+        <w:color w:val="000000"/>
       </w:rPr>
       <w:tblPr/>
       <w:tcPr>
@@ -15438,7 +15439,7 @@
       <w:rPr>
         <w:b/>
         <w:bCs/>
-        <w:color w:val="664E82" w:themeColor="accent4" w:themeShade="CC"/>
+        <w:color w:val="000000"/>
       </w:rPr>
       <w:tblPr/>
       <w:tcPr>
@@ -15490,7 +15491,7 @@
       <w:spacing w:after="0" w:line="240" w:lineRule="auto"/>
     </w:pPr>
     <w:rPr>
-      <w:color w:val="000000" w:themeColor="text1"/>
+      <w:color w:val="000000"/>
     </w:rPr>
     <w:tblPr>
       <w:tblStyleRowBandSize w:val="1"/>
@@ -15510,7 +15511,7 @@
       <w:rPr>
         <w:b/>
         <w:bCs/>
-        <w:color w:val="FFFFFF" w:themeColor="background1"/>
+        <w:color w:val="000000"/>
       </w:rPr>
       <w:tblPr/>
       <w:tcPr>
@@ -15524,7 +15525,7 @@
       <w:rPr>
         <w:b/>
         <w:bCs/>
-        <w:color w:val="7E9C40" w:themeColor="accent3" w:themeShade="CC"/>
+        <w:color w:val="000000"/>
       </w:rPr>
       <w:tblPr/>
       <w:tcPr>
@@ -15576,7 +15577,7 @@
       <w:spacing w:after="0" w:line="240" w:lineRule="auto"/>
     </w:pPr>
     <w:rPr>
-      <w:color w:val="000000" w:themeColor="text1"/>
+      <w:color w:val="000000"/>
     </w:rPr>
     <w:tblPr>
       <w:tblStyleRowBandSize w:val="1"/>
@@ -15596,7 +15597,7 @@
       <w:rPr>
         <w:b/>
         <w:bCs/>
-        <w:color w:val="FFFFFF" w:themeColor="background1"/>
+        <w:color w:val="000000"/>
       </w:rPr>
       <w:tblPr/>
       <w:tcPr>
@@ -15610,7 +15611,7 @@
       <w:rPr>
         <w:b/>
         <w:bCs/>
-        <w:color w:val="F2730A" w:themeColor="accent6" w:themeShade="CC"/>
+        <w:color w:val="000000"/>
       </w:rPr>
       <w:tblPr/>
       <w:tcPr>
@@ -15662,7 +15663,7 @@
       <w:spacing w:after="0" w:line="240" w:lineRule="auto"/>
     </w:pPr>
     <w:rPr>
-      <w:color w:val="000000" w:themeColor="text1"/>
+      <w:color w:val="000000"/>
     </w:rPr>
     <w:tblPr>
       <w:tblStyleRowBandSize w:val="1"/>
@@ -15682,7 +15683,7 @@
       <w:rPr>
         <w:b/>
         <w:bCs/>
-        <w:color w:val="FFFFFF" w:themeColor="background1"/>
+        <w:color w:val="000000"/>
       </w:rPr>
       <w:tblPr/>
       <w:tcPr>
@@ -15696,7 +15697,7 @@
       <w:rPr>
         <w:b/>
         <w:bCs/>
-        <w:color w:val="348DA5" w:themeColor="accent5" w:themeShade="CC"/>
+        <w:color w:val="000000"/>
       </w:rPr>
       <w:tblPr/>
       <w:tcPr>
@@ -15748,7 +15749,7 @@
       <w:spacing w:after="0" w:line="240" w:lineRule="auto"/>
     </w:pPr>
     <w:rPr>
-      <w:color w:val="000000" w:themeColor="text1"/>
+      <w:color w:val="000000"/>
     </w:rPr>
     <w:tblPr>
       <w:tblStyleRowBandSize w:val="1"/>
@@ -15781,7 +15782,7 @@
       <w:rPr>
         <w:b/>
         <w:bCs/>
-        <w:color w:val="000000" w:themeColor="text1"/>
+        <w:color w:val="000000"/>
       </w:rPr>
       <w:tblPr/>
       <w:tcPr>
@@ -15790,7 +15791,7 @@
     </w:tblStylePr>
     <w:tblStylePr w:type="firstCol">
       <w:rPr>
-        <w:color w:val="FFFFFF" w:themeColor="background1"/>
+        <w:color w:val="000000"/>
       </w:rPr>
       <w:tblPr/>
       <w:tcPr>
@@ -15799,7 +15800,7 @@
     </w:tblStylePr>
     <w:tblStylePr w:type="lastCol">
       <w:rPr>
-        <w:color w:val="FFFFFF" w:themeColor="background1"/>
+        <w:color w:val="000000"/>
       </w:rPr>
       <w:tblPr/>
       <w:tcPr>
@@ -15828,7 +15829,7 @@
       <w:spacing w:after="0" w:line="240" w:lineRule="auto"/>
     </w:pPr>
     <w:rPr>
-      <w:color w:val="000000" w:themeColor="text1"/>
+      <w:color w:val="000000"/>
     </w:rPr>
     <w:tblPr>
       <w:tblStyleRowBandSize w:val="1"/>
@@ -15861,7 +15862,7 @@
       <w:rPr>
         <w:b/>
         <w:bCs/>
-        <w:color w:val="000000" w:themeColor="text1"/>
+        <w:color w:val="000000"/>
       </w:rPr>
       <w:tblPr/>
       <w:tcPr>
@@ -15870,7 +15871,7 @@
     </w:tblStylePr>
     <w:tblStylePr w:type="firstCol">
       <w:rPr>
-        <w:color w:val="FFFFFF" w:themeColor="background1"/>
+        <w:color w:val="000000"/>
       </w:rPr>
       <w:tblPr/>
       <w:tcPr>
@@ -15879,7 +15880,7 @@
     </w:tblStylePr>
     <w:tblStylePr w:type="lastCol">
       <w:rPr>
-        <w:color w:val="FFFFFF" w:themeColor="background1"/>
+        <w:color w:val="000000"/>
       </w:rPr>
       <w:tblPr/>
       <w:tcPr>
@@ -15908,7 +15909,7 @@
       <w:spacing w:after="0" w:line="240" w:lineRule="auto"/>
     </w:pPr>
     <w:rPr>
-      <w:color w:val="000000" w:themeColor="text1"/>
+      <w:color w:val="000000"/>
     </w:rPr>
     <w:tblPr>
       <w:tblStyleRowBandSize w:val="1"/>
@@ -15941,7 +15942,7 @@
       <w:rPr>
         <w:b/>
         <w:bCs/>
-        <w:color w:val="000000" w:themeColor="text1"/>
+        <w:color w:val="000000"/>
       </w:rPr>
       <w:tblPr/>
       <w:tcPr>
@@ -15950,7 +15951,7 @@
     </w:tblStylePr>
     <w:tblStylePr w:type="firstCol">
       <w:rPr>
-        <w:color w:val="FFFFFF" w:themeColor="background1"/>
+        <w:color w:val="000000"/>
       </w:rPr>
       <w:tblPr/>
       <w:tcPr>
@@ -15959,7 +15960,7 @@
     </w:tblStylePr>
     <w:tblStylePr w:type="lastCol">
       <w:rPr>
-        <w:color w:val="FFFFFF" w:themeColor="background1"/>
+        <w:color w:val="000000"/>
       </w:rPr>
       <w:tblPr/>
       <w:tcPr>
@@ -15988,7 +15989,7 @@
       <w:spacing w:after="0" w:line="240" w:lineRule="auto"/>
     </w:pPr>
     <w:rPr>
-      <w:color w:val="000000" w:themeColor="text1"/>
+      <w:color w:val="000000"/>
     </w:rPr>
     <w:tblPr>
       <w:tblStyleRowBandSize w:val="1"/>
@@ -16021,7 +16022,7 @@
       <w:rPr>
         <w:b/>
         <w:bCs/>
-        <w:color w:val="000000" w:themeColor="text1"/>
+        <w:color w:val="000000"/>
       </w:rPr>
       <w:tblPr/>
       <w:tcPr>
@@ -16030,7 +16031,7 @@
     </w:tblStylePr>
     <w:tblStylePr w:type="firstCol">
       <w:rPr>
-        <w:color w:val="FFFFFF" w:themeColor="background1"/>
+        <w:color w:val="000000"/>
       </w:rPr>
       <w:tblPr/>
       <w:tcPr>
@@ -16039,7 +16040,7 @@
     </w:tblStylePr>
     <w:tblStylePr w:type="lastCol">
       <w:rPr>
-        <w:color w:val="FFFFFF" w:themeColor="background1"/>
+        <w:color w:val="000000"/>
       </w:rPr>
       <w:tblPr/>
       <w:tcPr>
@@ -16068,7 +16069,7 @@
       <w:spacing w:after="0" w:line="240" w:lineRule="auto"/>
     </w:pPr>
     <w:rPr>
-      <w:color w:val="000000" w:themeColor="text1"/>
+      <w:color w:val="000000"/>
     </w:rPr>
     <w:tblPr>
       <w:tblStyleRowBandSize w:val="1"/>
@@ -16101,7 +16102,7 @@
       <w:rPr>
         <w:b/>
         <w:bCs/>
-        <w:color w:val="000000" w:themeColor="text1"/>
+        <w:color w:val="000000"/>
       </w:rPr>
       <w:tblPr/>
       <w:tcPr>
@@ -16110,7 +16111,7 @@
     </w:tblStylePr>
     <w:tblStylePr w:type="firstCol">
       <w:rPr>
-        <w:color w:val="FFFFFF" w:themeColor="background1"/>
+        <w:color w:val="000000"/>
       </w:rPr>
       <w:tblPr/>
       <w:tcPr>
@@ -16119,7 +16120,7 @@
     </w:tblStylePr>
     <w:tblStylePr w:type="lastCol">
       <w:rPr>
-        <w:color w:val="FFFFFF" w:themeColor="background1"/>
+        <w:color w:val="000000"/>
       </w:rPr>
       <w:tblPr/>
       <w:tcPr>
@@ -16148,7 +16149,7 @@
       <w:spacing w:after="0" w:line="240" w:lineRule="auto"/>
     </w:pPr>
     <w:rPr>
-      <w:color w:val="000000" w:themeColor="text1"/>
+      <w:color w:val="000000"/>
     </w:rPr>
     <w:tblPr>
       <w:tblStyleRowBandSize w:val="1"/>
@@ -16181,7 +16182,7 @@
       <w:rPr>
         <w:b/>
         <w:bCs/>
-        <w:color w:val="000000" w:themeColor="text1"/>
+        <w:color w:val="000000"/>
       </w:rPr>
       <w:tblPr/>
       <w:tcPr>
@@ -16190,7 +16191,7 @@
     </w:tblStylePr>
     <w:tblStylePr w:type="firstCol">
       <w:rPr>
-        <w:color w:val="FFFFFF" w:themeColor="background1"/>
+        <w:color w:val="000000"/>
       </w:rPr>
       <w:tblPr/>
       <w:tcPr>
@@ -16199,7 +16200,7 @@
     </w:tblStylePr>
     <w:tblStylePr w:type="lastCol">
       <w:rPr>
-        <w:color w:val="FFFFFF" w:themeColor="background1"/>
+        <w:color w:val="000000"/>
       </w:rPr>
       <w:tblPr/>
       <w:tcPr>
@@ -16228,7 +16229,7 @@
       <w:spacing w:after="0" w:line="240" w:lineRule="auto"/>
     </w:pPr>
     <w:rPr>
-      <w:color w:val="000000" w:themeColor="text1"/>
+      <w:color w:val="000000"/>
     </w:rPr>
     <w:tblPr>
       <w:tblStyleRowBandSize w:val="1"/>
@@ -16261,7 +16262,7 @@
       <w:rPr>
         <w:b/>
         <w:bCs/>
-        <w:color w:val="000000" w:themeColor="text1"/>
+        <w:color w:val="000000"/>
       </w:rPr>
       <w:tblPr/>
       <w:tcPr>
@@ -16270,7 +16271,7 @@
     </w:tblStylePr>
     <w:tblStylePr w:type="firstCol">
       <w:rPr>
-        <w:color w:val="FFFFFF" w:themeColor="background1"/>
+        <w:color w:val="000000"/>
       </w:rPr>
       <w:tblPr/>
       <w:tcPr>
@@ -16279,7 +16280,7 @@
     </w:tblStylePr>
     <w:tblStylePr w:type="lastCol">
       <w:rPr>
-        <w:color w:val="FFFFFF" w:themeColor="background1"/>
+        <w:color w:val="000000"/>
       </w:rPr>
       <w:tblPr/>
       <w:tcPr>
